--- a/docs/USER_MANUAL.docx
+++ b/docs/USER_MANUAL.docx
@@ -59,29 +59,204 @@
         <w:pStyle w:val="Heading1"/>
         <w:spacing w:after="240" w:before="480"/>
       </w:pPr>
+      <w:bookmarkStart w:name="table-of-contents" w:id="1"/>
       <w:r>
         <w:t xml:space="preserve">Table of Contents</w:t>
       </w:r>
-    </w:p>
-    <w:sdt>
-      <w:sdtPr>
-        <w:alias w:val="Table of Contents"/>
-      </w:sdtPr>
-      <w:sdtContent>
-        <w:p>
-          <w:r>
-            <w:fldChar w:fldCharType="begin" w:dirty="true"/>
-            <w:instrText xml:space="preserve">TOC \h \o "1-3"</w:instrText>
-            <w:fldChar w:fldCharType="separate"/>
-          </w:r>
-        </w:p>
-        <w:p>
-          <w:r>
-            <w:fldChar w:fldCharType="end"/>
-          </w:r>
-        </w:p>
-      </w:sdtContent>
-    </w:sdt>
+      <w:bookmarkEnd w:id="1"/>
+    </w:p>
+    <w:p>
+      <w:pPr>
+        <w:spacing w:after="160"/>
+      </w:pPr>
+      <w:hyperlink w:history="1" w:anchor="chapter-1-welcome">
+        <w:r>
+          <w:rPr>
+            <w:rStyle w:val="Hyperlink"/>
+            <w:rFonts w:ascii="Calibri" w:cs="Calibri" w:eastAsia="Calibri" w:hAnsi="Calibri"/>
+            <w:sz w:val="22"/>
+            <w:szCs w:val="22"/>
+          </w:rPr>
+          <w:t xml:space="preserve">Chapter 1: Welcome</w:t>
+        </w:r>
+      </w:hyperlink>
+    </w:p>
+    <w:p>
+      <w:pPr>
+        <w:spacing w:after="160"/>
+      </w:pPr>
+      <w:hyperlink w:history="1" w:anchor="chapter-2-hardware-and-materials-used">
+        <w:r>
+          <w:rPr>
+            <w:rStyle w:val="Hyperlink"/>
+            <w:rFonts w:ascii="Calibri" w:cs="Calibri" w:eastAsia="Calibri" w:hAnsi="Calibri"/>
+            <w:sz w:val="22"/>
+            <w:szCs w:val="22"/>
+          </w:rPr>
+          <w:t xml:space="preserve">Chapter 2: Hardware and Materials Used</w:t>
+        </w:r>
+      </w:hyperlink>
+    </w:p>
+    <w:p>
+      <w:pPr>
+        <w:spacing w:after="160"/>
+      </w:pPr>
+      <w:hyperlink w:history="1" w:anchor="chapter-3-a-few-concepts-explained-simply">
+        <w:r>
+          <w:rPr>
+            <w:rStyle w:val="Hyperlink"/>
+            <w:rFonts w:ascii="Calibri" w:cs="Calibri" w:eastAsia="Calibri" w:hAnsi="Calibri"/>
+            <w:sz w:val="22"/>
+            <w:szCs w:val="22"/>
+          </w:rPr>
+          <w:t xml:space="preserve">Chapter 3: A Few Concepts, Explained Simply</w:t>
+        </w:r>
+      </w:hyperlink>
+    </w:p>
+    <w:p>
+      <w:pPr>
+        <w:spacing w:after="160"/>
+      </w:pPr>
+      <w:hyperlink w:history="1" w:anchor="chapter-4-a-tour-of-the-files-and-folders">
+        <w:r>
+          <w:rPr>
+            <w:rStyle w:val="Hyperlink"/>
+            <w:rFonts w:ascii="Calibri" w:cs="Calibri" w:eastAsia="Calibri" w:hAnsi="Calibri"/>
+            <w:sz w:val="22"/>
+            <w:szCs w:val="22"/>
+          </w:rPr>
+          <w:t xml:space="preserve">Chapter 4: A Tour of the Files and Folders</w:t>
+        </w:r>
+      </w:hyperlink>
+    </w:p>
+    <w:p>
+      <w:pPr>
+        <w:spacing w:after="160"/>
+      </w:pPr>
+      <w:hyperlink w:history="1" w:anchor="chapter-5-the-python-virtual-environment">
+        <w:r>
+          <w:rPr>
+            <w:rStyle w:val="Hyperlink"/>
+            <w:rFonts w:ascii="Calibri" w:cs="Calibri" w:eastAsia="Calibri" w:hAnsi="Calibri"/>
+            <w:sz w:val="22"/>
+            <w:szCs w:val="22"/>
+          </w:rPr>
+          <w:t xml:space="preserve">Chapter 5: The Python Virtual Environment</w:t>
+        </w:r>
+      </w:hyperlink>
+    </w:p>
+    <w:p>
+      <w:pPr>
+        <w:spacing w:after="160"/>
+      </w:pPr>
+      <w:hyperlink w:history="1" w:anchor="chapter-6-turning-the-system-on">
+        <w:r>
+          <w:rPr>
+            <w:rStyle w:val="Hyperlink"/>
+            <w:rFonts w:ascii="Calibri" w:cs="Calibri" w:eastAsia="Calibri" w:hAnsi="Calibri"/>
+            <w:sz w:val="22"/>
+            <w:szCs w:val="22"/>
+          </w:rPr>
+          <w:t xml:space="preserve">Chapter 6: Turning the System On</w:t>
+        </w:r>
+      </w:hyperlink>
+    </w:p>
+    <w:p>
+      <w:pPr>
+        <w:spacing w:after="160"/>
+      </w:pPr>
+      <w:hyperlink w:history="1" w:anchor="chapter-7-how-to-tell-if-it-s-actually-working">
+        <w:r>
+          <w:rPr>
+            <w:rStyle w:val="Hyperlink"/>
+            <w:rFonts w:ascii="Calibri" w:cs="Calibri" w:eastAsia="Calibri" w:hAnsi="Calibri"/>
+            <w:sz w:val="22"/>
+            <w:szCs w:val="22"/>
+          </w:rPr>
+          <w:t xml:space="preserve">Chapter 7: How to Tell If It's Actually Working</w:t>
+        </w:r>
+      </w:hyperlink>
+    </w:p>
+    <w:p>
+      <w:pPr>
+        <w:spacing w:after="160"/>
+      </w:pPr>
+      <w:hyperlink w:history="1" w:anchor="chapter-8-testing-the-system">
+        <w:r>
+          <w:rPr>
+            <w:rStyle w:val="Hyperlink"/>
+            <w:rFonts w:ascii="Calibri" w:cs="Calibri" w:eastAsia="Calibri" w:hAnsi="Calibri"/>
+            <w:sz w:val="22"/>
+            <w:szCs w:val="22"/>
+          </w:rPr>
+          <w:t xml:space="preserve">Chapter 8: Testing the System</w:t>
+        </w:r>
+      </w:hyperlink>
+    </w:p>
+    <w:p>
+      <w:pPr>
+        <w:spacing w:after="160"/>
+      </w:pPr>
+      <w:hyperlink w:history="1" w:anchor="chapter-9-everyday-commands-all-in-one-place">
+        <w:r>
+          <w:rPr>
+            <w:rStyle w:val="Hyperlink"/>
+            <w:rFonts w:ascii="Calibri" w:cs="Calibri" w:eastAsia="Calibri" w:hAnsi="Calibri"/>
+            <w:sz w:val="22"/>
+            <w:szCs w:val="22"/>
+          </w:rPr>
+          <w:t xml:space="preserve">Chapter 9: Everyday Commands, All in One Place</w:t>
+        </w:r>
+      </w:hyperlink>
+    </w:p>
+    <w:p>
+      <w:pPr>
+        <w:spacing w:after="160"/>
+      </w:pPr>
+      <w:hyperlink w:history="1" w:anchor="chapter-10-setting-up-a-brand-new-machine">
+        <w:r>
+          <w:rPr>
+            <w:rStyle w:val="Hyperlink"/>
+            <w:rFonts w:ascii="Calibri" w:cs="Calibri" w:eastAsia="Calibri" w:hAnsi="Calibri"/>
+            <w:sz w:val="22"/>
+            <w:szCs w:val="22"/>
+          </w:rPr>
+          <w:t xml:space="preserve">Chapter 10: Setting Up a Brand New Machine</w:t>
+        </w:r>
+      </w:hyperlink>
+    </w:p>
+    <w:p>
+      <w:pPr>
+        <w:spacing w:after="160"/>
+      </w:pPr>
+      <w:hyperlink w:history="1" w:anchor="chapter-11-glossary-of-terms">
+        <w:r>
+          <w:rPr>
+            <w:rStyle w:val="Hyperlink"/>
+            <w:rFonts w:ascii="Calibri" w:cs="Calibri" w:eastAsia="Calibri" w:hAnsi="Calibri"/>
+            <w:sz w:val="22"/>
+            <w:szCs w:val="22"/>
+          </w:rPr>
+          <w:t xml:space="preserve">Chapter 11: Glossary of Terms</w:t>
+        </w:r>
+      </w:hyperlink>
+    </w:p>
+    <w:p>
+      <w:pPr>
+        <w:spacing w:after="160"/>
+      </w:pPr>
+      <w:hyperlink w:history="1" w:anchor="chapter-12-when-something-goes-wrong">
+        <w:r>
+          <w:rPr>
+            <w:rStyle w:val="Hyperlink"/>
+            <w:rFonts w:ascii="Calibri" w:cs="Calibri" w:eastAsia="Calibri" w:hAnsi="Calibri"/>
+            <w:sz w:val="22"/>
+            <w:szCs w:val="22"/>
+          </w:rPr>
+          <w:t xml:space="preserve">Chapter 12: When Something Goes Wrong</w:t>
+        </w:r>
+      </w:hyperlink>
+    </w:p>
     <w:p>
       <w:r>
         <w:br w:type="page"/>
@@ -92,9 +267,11 @@
         <w:pStyle w:val="Heading1"/>
         <w:spacing w:after="240" w:before="480"/>
       </w:pPr>
+      <w:bookmarkStart w:name="chapter-1-welcome" w:id="2"/>
       <w:r>
         <w:t xml:space="preserve">Chapter 1: Welcome</w:t>
       </w:r>
+      <w:bookmarkEnd w:id="2"/>
     </w:p>
     <w:p>
       <w:pPr>
@@ -365,9 +542,11 @@
         <w:pStyle w:val="Heading1"/>
         <w:spacing w:after="240" w:before="480"/>
       </w:pPr>
+      <w:bookmarkStart w:name="chapter-2-hardware-and-materials-used" w:id="3"/>
       <w:r>
         <w:t xml:space="preserve">Chapter 2: Hardware and Materials Used</w:t>
       </w:r>
+      <w:bookmarkEnd w:id="3"/>
     </w:p>
     <w:p>
       <w:pPr>
@@ -761,9 +940,11 @@
         <w:pStyle w:val="Heading1"/>
         <w:spacing w:after="240" w:before="480"/>
       </w:pPr>
+      <w:bookmarkStart w:name="chapter-3-a-few-concepts-explained-simply" w:id="4"/>
       <w:r>
         <w:t xml:space="preserve">Chapter 3: A Few Concepts, Explained Simply</w:t>
       </w:r>
+      <w:bookmarkEnd w:id="4"/>
     </w:p>
     <w:p>
       <w:pPr>
@@ -957,9 +1138,11 @@
         <w:pStyle w:val="Heading1"/>
         <w:spacing w:after="240" w:before="480"/>
       </w:pPr>
+      <w:bookmarkStart w:name="chapter-4-a-tour-of-the-files-and-folders" w:id="5"/>
       <w:r>
         <w:t xml:space="preserve">Chapter 4: A Tour of the Files and Folders</w:t>
       </w:r>
+      <w:bookmarkEnd w:id="5"/>
     </w:p>
     <w:p>
       <w:pPr>
@@ -1309,9 +1492,11 @@
         <w:pStyle w:val="Heading1"/>
         <w:spacing w:after="240" w:before="480"/>
       </w:pPr>
+      <w:bookmarkStart w:name="chapter-5-the-python-virtual-environment" w:id="6"/>
       <w:r>
         <w:t xml:space="preserve">Chapter 5: The Python Virtual Environment</w:t>
       </w:r>
+      <w:bookmarkEnd w:id="6"/>
     </w:p>
     <w:p>
       <w:pPr>
@@ -1552,9 +1737,11 @@
         <w:pStyle w:val="Heading1"/>
         <w:spacing w:after="240" w:before="480"/>
       </w:pPr>
+      <w:bookmarkStart w:name="chapter-6-turning-the-system-on" w:id="7"/>
       <w:r>
         <w:t xml:space="preserve">Chapter 6: Turning the System On</w:t>
       </w:r>
+      <w:bookmarkEnd w:id="7"/>
     </w:p>
     <w:p>
       <w:pPr>
@@ -1835,9 +2022,11 @@
         <w:pStyle w:val="Heading1"/>
         <w:spacing w:after="240" w:before="480"/>
       </w:pPr>
+      <w:bookmarkStart w:name="chapter-7-how-to-tell-if-it-s-actually-working" w:id="8"/>
       <w:r>
         <w:t xml:space="preserve">Chapter 7: How to Tell If It's Actually Working</w:t>
       </w:r>
+      <w:bookmarkEnd w:id="8"/>
     </w:p>
     <w:p>
       <w:pPr>
@@ -2457,9 +2646,11 @@
         <w:pStyle w:val="Heading1"/>
         <w:spacing w:after="240" w:before="480"/>
       </w:pPr>
+      <w:bookmarkStart w:name="chapter-8-testing-the-system" w:id="9"/>
       <w:r>
         <w:t xml:space="preserve">Chapter 8: Testing the System</w:t>
       </w:r>
+      <w:bookmarkEnd w:id="9"/>
     </w:p>
     <w:p>
       <w:pPr>
@@ -2834,9 +3025,11 @@
         <w:pStyle w:val="Heading1"/>
         <w:spacing w:after="240" w:before="480"/>
       </w:pPr>
+      <w:bookmarkStart w:name="chapter-9-everyday-commands-all-in-one-place" w:id="10"/>
       <w:r>
         <w:t xml:space="preserve">Chapter 9: Everyday Commands, All in One Place</w:t>
       </w:r>
+      <w:bookmarkEnd w:id="10"/>
     </w:p>
     <w:p>
       <w:pPr>
@@ -3762,9 +3955,11 @@
         <w:pStyle w:val="Heading1"/>
         <w:spacing w:after="240" w:before="480"/>
       </w:pPr>
+      <w:bookmarkStart w:name="chapter-10-setting-up-a-brand-new-machine" w:id="11"/>
       <w:r>
         <w:t xml:space="preserve">Chapter 10: Setting Up a Brand New Machine</w:t>
       </w:r>
+      <w:bookmarkEnd w:id="11"/>
     </w:p>
     <w:p>
       <w:pPr>
@@ -5394,9 +5589,11 @@
         <w:pStyle w:val="Heading1"/>
         <w:spacing w:after="240" w:before="480"/>
       </w:pPr>
+      <w:bookmarkStart w:name="chapter-11-glossary-of-terms" w:id="12"/>
       <w:r>
         <w:t xml:space="preserve">Chapter 11: Glossary of Terms</w:t>
       </w:r>
+      <w:bookmarkEnd w:id="12"/>
     </w:p>
     <w:p>
       <w:pPr>
@@ -5685,9 +5882,11 @@
         <w:pStyle w:val="Heading1"/>
         <w:spacing w:after="240" w:before="480"/>
       </w:pPr>
+      <w:bookmarkStart w:name="chapter-12-when-something-goes-wrong" w:id="13"/>
       <w:r>
         <w:t xml:space="preserve">Chapter 12: When Something Goes Wrong</w:t>
       </w:r>
+      <w:bookmarkEnd w:id="13"/>
     </w:p>
     <w:p>
       <w:pPr>

--- a/docs/USER_MANUAL.docx
+++ b/docs/USER_MANUAL.docx
@@ -2350,7 +2350,7 @@
         <w:pStyle w:val="ListParagraph"/>
         <w:numPr>
           <w:ilvl w:val="0"/>
-          <w:numId w:val="2"/>
+          <w:numId w:val="4"/>
         </w:numPr>
         <w:spacing w:after="160"/>
       </w:pPr>
@@ -2368,7 +2368,7 @@
         <w:pStyle w:val="ListParagraph"/>
         <w:numPr>
           <w:ilvl w:val="0"/>
-          <w:numId w:val="2"/>
+          <w:numId w:val="4"/>
         </w:numPr>
         <w:spacing w:after="160"/>
       </w:pPr>
@@ -2386,7 +2386,7 @@
         <w:pStyle w:val="ListParagraph"/>
         <w:numPr>
           <w:ilvl w:val="0"/>
-          <w:numId w:val="2"/>
+          <w:numId w:val="4"/>
         </w:numPr>
         <w:spacing w:after="160"/>
       </w:pPr>
@@ -3519,6 +3519,109 @@
         <w:spacing w:after="180" w:before="360"/>
       </w:pPr>
       <w:r>
+        <w:t xml:space="preserve">Configuration</w:t>
+      </w:r>
+    </w:p>
+    <w:tbl>
+      <w:tblPr>
+        <w:tblW w:type="dxa" w:w="10000"/>
+        <w:tblBorders>
+          <w:top w:val="single" w:color="auto" w:sz="4"/>
+          <w:left w:val="single" w:color="auto" w:sz="4"/>
+          <w:bottom w:val="single" w:color="auto" w:sz="4"/>
+          <w:right w:val="single" w:color="auto" w:sz="4"/>
+          <w:insideH w:val="single" w:color="auto" w:sz="4"/>
+          <w:insideV w:val="single" w:color="auto" w:sz="4"/>
+        </w:tblBorders>
+      </w:tblPr>
+      <w:tblGrid>
+        <w:gridCol w:w="4000"/>
+        <w:gridCol w:w="6000"/>
+      </w:tblGrid>
+      <w:tr>
+        <w:tc>
+          <w:tcPr>
+            <w:tcW w:type="dxa" w:w="4000"/>
+            <w:shd w:fill="2E5C8A" w:val="clear"/>
+          </w:tcPr>
+          <w:p>
+            <w:r>
+              <w:rPr>
+                <w:rFonts w:ascii="Calibri" w:cs="Calibri" w:eastAsia="Calibri" w:hAnsi="Calibri"/>
+                <w:b/>
+                <w:bCs/>
+                <w:color w:val="FFFFFF"/>
+                <w:sz w:val="20"/>
+                <w:szCs w:val="20"/>
+              </w:rPr>
+              <w:t xml:space="preserve">Command</w:t>
+            </w:r>
+          </w:p>
+        </w:tc>
+        <w:tc>
+          <w:tcPr>
+            <w:tcW w:type="dxa" w:w="6000"/>
+            <w:shd w:fill="2E5C8A" w:val="clear"/>
+          </w:tcPr>
+          <w:p>
+            <w:r>
+              <w:rPr>
+                <w:rFonts w:ascii="Calibri" w:cs="Calibri" w:eastAsia="Calibri" w:hAnsi="Calibri"/>
+                <w:b/>
+                <w:bCs/>
+                <w:color w:val="FFFFFF"/>
+                <w:sz w:val="20"/>
+                <w:szCs w:val="20"/>
+              </w:rPr>
+              <w:t xml:space="preserve">What it does</w:t>
+            </w:r>
+          </w:p>
+        </w:tc>
+      </w:tr>
+      <w:tr>
+        <w:tc>
+          <w:tcPr>
+            <w:tcW w:type="dxa" w:w="4000"/>
+          </w:tcPr>
+          <w:p>
+            <w:r>
+              <w:rPr>
+                <w:rFonts w:ascii="Consolas" w:cs="Consolas" w:eastAsia="Consolas" w:hAnsi="Consolas"/>
+                <w:sz w:val="19"/>
+                <w:szCs w:val="19"/>
+              </w:rPr>
+              <w:t xml:space="preserve">~/GNSS/v4.1/setup_station.sh</w:t>
+            </w:r>
+          </w:p>
+        </w:tc>
+        <w:tc>
+          <w:tcPr>
+            <w:tcW w:type="dxa" w:w="6000"/>
+          </w:tcPr>
+          <w:p>
+            <w:r>
+              <w:rPr>
+                <w:rFonts w:ascii="Calibri" w:cs="Calibri" w:eastAsia="Calibri" w:hAnsi="Calibri"/>
+                <w:sz w:val="20"/>
+                <w:szCs w:val="20"/>
+              </w:rPr>
+              <w:t xml:space="preserve">Interactive wizard for station identity, coordinates, and advanced gnssrefl fine-tuning (Chapter 10)</w:t>
+            </w:r>
+          </w:p>
+        </w:tc>
+      </w:tr>
+    </w:tbl>
+    <w:p>
+      <w:pPr>
+        <w:spacing w:after="200"/>
+      </w:pPr>
+    </w:p>
+    <w:p>
+      <w:pPr>
+        <w:pStyle w:val="Heading2"/>
+        <w:spacing w:after="180" w:before="360"/>
+      </w:pPr>
+      <w:r>
         <w:t xml:space="preserve">Looking at results</w:t>
       </w:r>
     </w:p>
@@ -4134,7 +4237,43 @@
           <w:sz w:val="22"/>
           <w:szCs w:val="22"/>
         </w:rPr>
-        <w:t xml:space="preserve">Some people prefer to upgrade the whole operating system instead, which would come with a newer Python already built in. This is a bigger, riskier change — it affects everything on the computer, not just this one project — and it was not the approach used here, so this manual can't walk you through it step by step with the same confidence. If you choose this route, the commands are:</w:t>
+        <w:t xml:space="preserve">Some people prefer to upgrade the whole operating system instead, which would come with a newer Python already built in. This is a bigger, riskier change — it affects everything on the computer, not just this one project — and it was not the approach used here, so this manual can't walk you through it step by step with the same confidence. If you choose this route, here is the general process:</w:t>
+      </w:r>
+    </w:p>
+    <w:p>
+      <w:pPr>
+        <w:pStyle w:val="ListParagraph"/>
+        <w:numPr>
+          <w:ilvl w:val="0"/>
+          <w:numId w:val="3"/>
+        </w:numPr>
+        <w:spacing w:after="120"/>
+      </w:pPr>
+      <w:r>
+        <w:rPr>
+          <w:rFonts w:ascii="Calibri" w:cs="Calibri" w:eastAsia="Calibri" w:hAnsi="Calibri"/>
+          <w:sz w:val="22"/>
+          <w:szCs w:val="22"/>
+        </w:rPr>
+        <w:t xml:space="preserve">Check your current version first, so you know your starting point: lsb_release -a</w:t>
+      </w:r>
+    </w:p>
+    <w:p>
+      <w:pPr>
+        <w:pStyle w:val="ListParagraph"/>
+        <w:numPr>
+          <w:ilvl w:val="0"/>
+          <w:numId w:val="3"/>
+        </w:numPr>
+        <w:spacing w:after="120"/>
+      </w:pPr>
+      <w:r>
+        <w:rPr>
+          <w:rFonts w:ascii="Calibri" w:cs="Calibri" w:eastAsia="Calibri" w:hAnsi="Calibri"/>
+          <w:sz w:val="22"/>
+          <w:szCs w:val="22"/>
+        </w:rPr>
+        <w:t xml:space="preserve">Make sure everything currently installed is fully up to date before upgrading:</w:t>
       </w:r>
     </w:p>
     <w:p>
@@ -4145,7 +4284,7 @@
           <w:right w:val="single" w:color="CCCCCC" w:sz="4"/>
         </w:pBdr>
         <w:shd w:fill="F0F0F0" w:val="clear"/>
-        <w:spacing w:after="0" w:line="260"/>
+        <w:spacing w:after="240" w:line="260"/>
         <w:ind w:left="360" w:right="360"/>
       </w:pPr>
       <w:r>
@@ -4159,8 +4298,44 @@
     </w:p>
     <w:p>
       <w:pPr>
-        <w:pBdr>
-          <w:bottom w:val="single" w:color="CCCCCC" w:sz="4"/>
+        <w:pStyle w:val="ListParagraph"/>
+        <w:numPr>
+          <w:ilvl w:val="0"/>
+          <w:numId w:val="3"/>
+        </w:numPr>
+        <w:spacing w:after="120"/>
+      </w:pPr>
+      <w:r>
+        <w:rPr>
+          <w:rFonts w:ascii="Calibri" w:cs="Calibri" w:eastAsia="Calibri" w:hAnsi="Calibri"/>
+          <w:sz w:val="22"/>
+          <w:szCs w:val="22"/>
+        </w:rPr>
+        <w:t xml:space="preserve">Reboot, in case the update above installed a new kernel: sudo reboot</w:t>
+      </w:r>
+    </w:p>
+    <w:p>
+      <w:pPr>
+        <w:pStyle w:val="ListParagraph"/>
+        <w:numPr>
+          <w:ilvl w:val="0"/>
+          <w:numId w:val="3"/>
+        </w:numPr>
+        <w:spacing w:after="120"/>
+      </w:pPr>
+      <w:r>
+        <w:rPr>
+          <w:rFonts w:ascii="Calibri" w:cs="Calibri" w:eastAsia="Calibri" w:hAnsi="Calibri"/>
+          <w:sz w:val="22"/>
+          <w:szCs w:val="22"/>
+        </w:rPr>
+        <w:t xml:space="preserve">Run the actual release upgrade tool:</w:t>
+      </w:r>
+    </w:p>
+    <w:p>
+      <w:pPr>
+        <w:pBdr>
+          <w:top w:val="single" w:color="CCCCCC" w:sz="4"/>
           <w:left w:val="single" w:color="CCCCCC" w:sz="4"/>
           <w:right w:val="single" w:color="CCCCCC" w:sz="4"/>
         </w:pBdr>
@@ -4175,6 +4350,37 @@
           <w:szCs w:val="20"/>
         </w:rPr>
         <w:t xml:space="preserve">sudo do-release-upgrade</w:t>
+      </w:r>
+    </w:p>
+    <w:p>
+      <w:pPr>
+        <w:spacing w:after="200" w:line="300"/>
+      </w:pPr>
+      <w:r>
+        <w:rPr>
+          <w:rFonts w:ascii="Calibri" w:cs="Calibri" w:eastAsia="Calibri" w:hAnsi="Calibri"/>
+          <w:sz w:val="22"/>
+          <w:szCs w:val="22"/>
+        </w:rPr>
+        <w:t xml:space="preserve">This will ask several questions along the way (keep your current configuration when prompted, unless you have a specific reason not to) and will itself prompt you to reboot again once finished.</w:t>
+      </w:r>
+    </w:p>
+    <w:p>
+      <w:pPr>
+        <w:pStyle w:val="ListParagraph"/>
+        <w:numPr>
+          <w:ilvl w:val="0"/>
+          <w:numId w:val="3"/>
+        </w:numPr>
+        <w:spacing w:after="120"/>
+      </w:pPr>
+      <w:r>
+        <w:rPr>
+          <w:rFonts w:ascii="Calibri" w:cs="Calibri" w:eastAsia="Calibri" w:hAnsi="Calibri"/>
+          <w:sz w:val="22"/>
+          <w:szCs w:val="22"/>
+        </w:rPr>
+        <w:t xml:space="preserve">After rebooting, confirm the new version: lsb_release -a</w:t>
       </w:r>
     </w:p>
     <w:p>
@@ -4629,33 +4835,20 @@
         <w:spacing w:after="180" w:before="360"/>
       </w:pPr>
       <w:r>
-        <w:t xml:space="preserve">Step 5: Get the project's software from GitHub (git)</w:t>
-      </w:r>
-    </w:p>
-    <w:p>
-      <w:pPr>
-        <w:spacing w:after="200" w:line="300"/>
-      </w:pPr>
-      <w:r>
-        <w:rPr>
-          <w:rFonts w:ascii="Calibri" w:cs="Calibri" w:eastAsia="Calibri" w:hAnsi="Calibri"/>
-          <w:sz w:val="22"/>
-          <w:szCs w:val="22"/>
-        </w:rPr>
-        <w:t xml:space="preserve">The station's software is kept in an online code repository, so it can be downloaded fresh onto any new machine, and updated later without needing to transfer files by hand. This process is called "cloning" a repository.</w:t>
-      </w:r>
-    </w:p>
-    <w:p>
-      <w:pPr>
-        <w:spacing w:after="200" w:line="300"/>
-      </w:pPr>
-      <w:r>
-        <w:rPr>
-          <w:rFonts w:ascii="Calibri" w:cs="Calibri" w:eastAsia="Calibri" w:hAnsi="Calibri"/>
-          <w:sz w:val="22"/>
-          <w:szCs w:val="22"/>
-        </w:rPr>
-        <w:t xml:space="preserve">If git isn't already installed, install it first:</w:t>
+        <w:t xml:space="preserve">Step 5: Install and configure git</w:t>
+      </w:r>
+    </w:p>
+    <w:p>
+      <w:pPr>
+        <w:spacing w:after="200" w:line="300"/>
+      </w:pPr>
+      <w:r>
+        <w:rPr>
+          <w:rFonts w:ascii="Calibri" w:cs="Calibri" w:eastAsia="Calibri" w:hAnsi="Calibri"/>
+          <w:sz w:val="22"/>
+          <w:szCs w:val="22"/>
+        </w:rPr>
+        <w:t xml:space="preserve">git is the tool used to download ("clone") this project's software, and to pull down updates later without transferring files by hand. Install it if it isn't already present:</w:t>
       </w:r>
     </w:p>
     <w:p>
@@ -4688,7 +4881,7 @@
           <w:sz w:val="22"/>
           <w:szCs w:val="22"/>
         </w:rPr>
-        <w:t xml:space="preserve">Then download the project:</w:t>
+        <w:t xml:space="preserve">git likes to know a name and email address, so it can record who made each change. This matters even on a station only you will ever touch -- set it once:</w:t>
       </w:r>
     </w:p>
     <w:p>
@@ -4708,7 +4901,7 @@
           <w:sz w:val="20"/>
           <w:szCs w:val="20"/>
         </w:rPr>
-        <w:t xml:space="preserve">cd ~</w:t>
+        <w:t xml:space="preserve">git config --global user.name "Your Name"</w:t>
       </w:r>
     </w:p>
     <w:p>
@@ -4728,33 +4921,20 @@
           <w:sz w:val="20"/>
           <w:szCs w:val="20"/>
         </w:rPr>
-        <w:t xml:space="preserve">git clone https://github.com/emarsjanik/GPS_code.git GNSS</w:t>
-      </w:r>
-    </w:p>
-    <w:p>
-      <w:pPr>
-        <w:spacing w:after="200" w:line="300"/>
-      </w:pPr>
-      <w:r>
-        <w:rPr>
-          <w:rFonts w:ascii="Calibri" w:cs="Calibri" w:eastAsia="Calibri" w:hAnsi="Calibri"/>
-          <w:sz w:val="22"/>
-          <w:szCs w:val="22"/>
-        </w:rPr>
-        <w:t xml:space="preserve">This creates a new folder called GNSS in your home folder, containing a full copy of the project. (If your project needs to end up at a different path than ~/GNSS/v4.1, you may need to adjust folder names to match — but on a station set up to mirror this one, no further adjustment should be needed.)</w:t>
-      </w:r>
-    </w:p>
-    <w:p>
-      <w:pPr>
-        <w:spacing w:after="200" w:line="300"/>
-      </w:pPr>
-      <w:r>
-        <w:rPr>
-          <w:rFonts w:ascii="Calibri" w:cs="Calibri" w:eastAsia="Calibri" w:hAnsi="Calibri"/>
-          <w:sz w:val="22"/>
-          <w:szCs w:val="22"/>
-        </w:rPr>
-        <w:t xml:space="preserve">In the future, whenever the software has been updated and you want the latest version, this is the only command you need:</w:t>
+        <w:t xml:space="preserve">git config --global user.email "you@example.com"</w:t>
+      </w:r>
+    </w:p>
+    <w:p>
+      <w:pPr>
+        <w:spacing w:after="200" w:line="300"/>
+      </w:pPr>
+      <w:r>
+        <w:rPr>
+          <w:rFonts w:ascii="Calibri" w:cs="Calibri" w:eastAsia="Calibri" w:hAnsi="Calibri"/>
+          <w:sz w:val="22"/>
+          <w:szCs w:val="22"/>
+        </w:rPr>
+        <w:t xml:space="preserve">Confirm it installed correctly:</w:t>
       </w:r>
     </w:p>
     <w:p>
@@ -4765,26 +4945,6 @@
           <w:right w:val="single" w:color="CCCCCC" w:sz="4"/>
         </w:pBdr>
         <w:shd w:fill="F0F0F0" w:val="clear"/>
-        <w:spacing w:after="0" w:line="260"/>
-        <w:ind w:left="360" w:right="360"/>
-      </w:pPr>
-      <w:r>
-        <w:rPr>
-          <w:rFonts w:ascii="Consolas" w:cs="Consolas" w:eastAsia="Consolas" w:hAnsi="Consolas"/>
-          <w:sz w:val="20"/>
-          <w:szCs w:val="20"/>
-        </w:rPr>
-        <w:t xml:space="preserve">cd ~/GNSS</w:t>
-      </w:r>
-    </w:p>
-    <w:p>
-      <w:pPr>
-        <w:pBdr>
-          <w:bottom w:val="single" w:color="CCCCCC" w:sz="4"/>
-          <w:left w:val="single" w:color="CCCCCC" w:sz="4"/>
-          <w:right w:val="single" w:color="CCCCCC" w:sz="4"/>
-        </w:pBdr>
-        <w:shd w:fill="F0F0F0" w:val="clear"/>
         <w:spacing w:after="240" w:line="260"/>
         <w:ind w:left="360" w:right="360"/>
       </w:pPr>
@@ -4794,7 +4954,7 @@
           <w:sz w:val="20"/>
           <w:szCs w:val="20"/>
         </w:rPr>
-        <w:t xml:space="preserve">git pull</w:t>
+        <w:t xml:space="preserve">git --version</w:t>
       </w:r>
     </w:p>
     <w:p>
@@ -4803,33 +4963,42 @@
         <w:spacing w:after="180" w:before="360"/>
       </w:pPr>
       <w:r>
-        <w:t xml:space="preserve">Step 6: Build and install convbin (RTKLIB)</w:t>
-      </w:r>
-    </w:p>
-    <w:p>
-      <w:pPr>
-        <w:spacing w:after="200" w:line="300"/>
-      </w:pPr>
-      <w:r>
-        <w:rPr>
-          <w:rFonts w:ascii="Calibri" w:cs="Calibri" w:eastAsia="Calibri" w:hAnsi="Calibri"/>
-          <w:sz w:val="22"/>
-          <w:szCs w:val="22"/>
-        </w:rPr>
-        <w:t xml:space="preserve">convbin is a small, separate program that this station uses to convert the receiver's raw recordings into the standard RINEX format (Chapter 4). It comes from a larger, well-known GNSS software package called RTKLIB, and it needs to be built from its source code rather than installed as a simple package.</w:t>
-      </w:r>
-    </w:p>
-    <w:p>
-      <w:pPr>
-        <w:spacing w:after="200" w:line="300"/>
-      </w:pPr>
-      <w:r>
-        <w:rPr>
-          <w:rFonts w:ascii="Calibri" w:cs="Calibri" w:eastAsia="Calibri" w:hAnsi="Calibri"/>
-          <w:sz w:val="22"/>
-          <w:szCs w:val="22"/>
-        </w:rPr>
-        <w:t xml:space="preserve">Download RTKLIB's source code. A dedicated folder for third-party software (kept separate from this project's own folder) is a sensible place for it:</w:t>
+        <w:t xml:space="preserve">Step 6: Download the software</w:t>
+      </w:r>
+    </w:p>
+    <w:p>
+      <w:pPr>
+        <w:spacing w:after="200" w:line="300"/>
+      </w:pPr>
+      <w:r>
+        <w:rPr>
+          <w:rFonts w:ascii="Calibri" w:cs="Calibri" w:eastAsia="Calibri" w:hAnsi="Calibri"/>
+          <w:sz w:val="22"/>
+          <w:szCs w:val="22"/>
+        </w:rPr>
+        <w:t xml:space="preserve">This station is built from two separate pieces of software, kept in two separate online repositories: this project's own code, and gnssrefl (the third-party GNSS-IR analysis package it relies on). Downloading a repository this way is called "cloning" it.</w:t>
+      </w:r>
+    </w:p>
+    <w:p>
+      <w:pPr>
+        <w:pStyle w:val="Heading3"/>
+        <w:spacing w:after="140" w:before="280"/>
+      </w:pPr>
+      <w:r>
+        <w:t xml:space="preserve">This project's own code</w:t>
+      </w:r>
+    </w:p>
+    <w:p>
+      <w:pPr>
+        <w:spacing w:after="200" w:line="300"/>
+      </w:pPr>
+      <w:r>
+        <w:rPr>
+          <w:rFonts w:ascii="Calibri" w:cs="Calibri" w:eastAsia="Calibri" w:hAnsi="Calibri"/>
+          <w:sz w:val="22"/>
+          <w:szCs w:val="22"/>
+        </w:rPr>
+        <w:t xml:space="preserve">This is the actual station software -- the receiver control, RINEX conversion, database, and everything else described throughout this manual.</w:t>
       </w:r>
     </w:p>
     <w:p>
@@ -4849,26 +5018,7 @@
           <w:sz w:val="20"/>
           <w:szCs w:val="20"/>
         </w:rPr>
-        <w:t xml:space="preserve">mkdir -p ~/software</w:t>
-      </w:r>
-    </w:p>
-    <w:p>
-      <w:pPr>
-        <w:pBdr>
-          <w:left w:val="single" w:color="CCCCCC" w:sz="4"/>
-          <w:right w:val="single" w:color="CCCCCC" w:sz="4"/>
-        </w:pBdr>
-        <w:shd w:fill="F0F0F0" w:val="clear"/>
-        <w:spacing w:after="0" w:line="260"/>
-        <w:ind w:left="360" w:right="360"/>
-      </w:pPr>
-      <w:r>
-        <w:rPr>
-          <w:rFonts w:ascii="Consolas" w:cs="Consolas" w:eastAsia="Consolas" w:hAnsi="Consolas"/>
-          <w:sz w:val="20"/>
-          <w:szCs w:val="20"/>
-        </w:rPr>
-        <w:t xml:space="preserve">cd ~/software</w:t>
+        <w:t xml:space="preserve">cd ~</w:t>
       </w:r>
     </w:p>
     <w:p>
@@ -4888,126 +5038,7 @@
           <w:sz w:val="20"/>
           <w:szCs w:val="20"/>
         </w:rPr>
-        <w:t xml:space="preserve">git clone https://github.com/rtklibexplorer/RTKLIB.git</w:t>
-      </w:r>
-    </w:p>
-    <w:p>
-      <w:pPr>
-        <w:spacing w:after="200" w:line="300"/>
-      </w:pPr>
-      <w:r>
-        <w:rPr>
-          <w:rFonts w:ascii="Calibri" w:cs="Calibri" w:eastAsia="Calibri" w:hAnsi="Calibri"/>
-          <w:sz w:val="22"/>
-          <w:szCs w:val="22"/>
-        </w:rPr>
-        <w:t xml:space="preserve">Build convbin specifically (RTKLIB contains several programs; this station only needs this one):</w:t>
-      </w:r>
-    </w:p>
-    <w:p>
-      <w:pPr>
-        <w:pBdr>
-          <w:top w:val="single" w:color="CCCCCC" w:sz="4"/>
-          <w:left w:val="single" w:color="CCCCCC" w:sz="4"/>
-          <w:right w:val="single" w:color="CCCCCC" w:sz="4"/>
-        </w:pBdr>
-        <w:shd w:fill="F0F0F0" w:val="clear"/>
-        <w:spacing w:after="0" w:line="260"/>
-        <w:ind w:left="360" w:right="360"/>
-      </w:pPr>
-      <w:r>
-        <w:rPr>
-          <w:rFonts w:ascii="Consolas" w:cs="Consolas" w:eastAsia="Consolas" w:hAnsi="Consolas"/>
-          <w:sz w:val="20"/>
-          <w:szCs w:val="20"/>
-        </w:rPr>
-        <w:t xml:space="preserve">cd ~/software/RTKLIB/app/consapp/convbin/gcc</w:t>
-      </w:r>
-    </w:p>
-    <w:p>
-      <w:pPr>
-        <w:pBdr>
-          <w:bottom w:val="single" w:color="CCCCCC" w:sz="4"/>
-          <w:left w:val="single" w:color="CCCCCC" w:sz="4"/>
-          <w:right w:val="single" w:color="CCCCCC" w:sz="4"/>
-        </w:pBdr>
-        <w:shd w:fill="F0F0F0" w:val="clear"/>
-        <w:spacing w:after="240" w:line="260"/>
-        <w:ind w:left="360" w:right="360"/>
-      </w:pPr>
-      <w:r>
-        <w:rPr>
-          <w:rFonts w:ascii="Consolas" w:cs="Consolas" w:eastAsia="Consolas" w:hAnsi="Consolas"/>
-          <w:sz w:val="20"/>
-          <w:szCs w:val="20"/>
-        </w:rPr>
-        <w:t xml:space="preserve">make</w:t>
-      </w:r>
-    </w:p>
-    <w:p>
-      <w:pPr>
-        <w:spacing w:after="200" w:line="300"/>
-      </w:pPr>
-      <w:r>
-        <w:rPr>
-          <w:rFonts w:ascii="Calibri" w:cs="Calibri" w:eastAsia="Calibri" w:hAnsi="Calibri"/>
-          <w:sz w:val="22"/>
-          <w:szCs w:val="22"/>
-        </w:rPr>
-        <w:t xml:space="preserve">This produces a compiled program in that same folder, also named convbin. Install it so the rest of the system can find it simply by typing its name, without needing the full folder path:</w:t>
-      </w:r>
-    </w:p>
-    <w:p>
-      <w:pPr>
-        <w:pBdr>
-          <w:top w:val="single" w:color="CCCCCC" w:sz="4"/>
-          <w:left w:val="single" w:color="CCCCCC" w:sz="4"/>
-          <w:right w:val="single" w:color="CCCCCC" w:sz="4"/>
-        </w:pBdr>
-        <w:shd w:fill="F0F0F0" w:val="clear"/>
-        <w:spacing w:after="240" w:line="260"/>
-        <w:ind w:left="360" w:right="360"/>
-      </w:pPr>
-      <w:r>
-        <w:rPr>
-          <w:rFonts w:ascii="Consolas" w:cs="Consolas" w:eastAsia="Consolas" w:hAnsi="Consolas"/>
-          <w:sz w:val="20"/>
-          <w:szCs w:val="20"/>
-        </w:rPr>
-        <w:t xml:space="preserve">sudo cp convbin /usr/local/bin/convbin</w:t>
-      </w:r>
-    </w:p>
-    <w:p>
-      <w:pPr>
-        <w:spacing w:after="200" w:line="300"/>
-      </w:pPr>
-      <w:r>
-        <w:rPr>
-          <w:rFonts w:ascii="Calibri" w:cs="Calibri" w:eastAsia="Calibri" w:hAnsi="Calibri"/>
-          <w:sz w:val="22"/>
-          <w:szCs w:val="22"/>
-        </w:rPr>
-        <w:t xml:space="preserve">Confirm it's now available:</w:t>
-      </w:r>
-    </w:p>
-    <w:p>
-      <w:pPr>
-        <w:pBdr>
-          <w:top w:val="single" w:color="CCCCCC" w:sz="4"/>
-          <w:left w:val="single" w:color="CCCCCC" w:sz="4"/>
-          <w:right w:val="single" w:color="CCCCCC" w:sz="4"/>
-        </w:pBdr>
-        <w:shd w:fill="F0F0F0" w:val="clear"/>
-        <w:spacing w:after="240" w:line="260"/>
-        <w:ind w:left="360" w:right="360"/>
-      </w:pPr>
-      <w:r>
-        <w:rPr>
-          <w:rFonts w:ascii="Consolas" w:cs="Consolas" w:eastAsia="Consolas" w:hAnsi="Consolas"/>
-          <w:sz w:val="20"/>
-          <w:szCs w:val="20"/>
-        </w:rPr>
-        <w:t xml:space="preserve">which convbin</w:t>
+        <w:t xml:space="preserve">git clone -b clean-start https://github.com/emarsjanik/GPS_code.git GNSS</w:t>
       </w:r>
     </w:p>
     <w:p>
@@ -5036,7 +5067,148 @@
           <w:sz w:val="22"/>
           <w:szCs w:val="22"/>
         </w:rPr>
-        <w:t xml:space="preserve">This should print /usr/local/bin/convbin. Keep the ~/software/RTKLIB folder around afterward, rather than deleting it -- it's the source this program was built from, and having it on hand makes it easy to rebuild if this station is ever moved to a new machine, or if convbin needs to be reinstalled for any reason.</w:t>
+        <w:t xml:space="preserve">The -b clean-start part matters -- it tells git to download the clean-start branch specifically, which is the real, current, working version of this project. Leaving this out would download a different, older branch instead.</w:t>
+      </w:r>
+    </w:p>
+    <w:p>
+      <w:pPr>
+        <w:spacing w:after="200" w:line="300"/>
+      </w:pPr>
+      <w:r>
+        <w:rPr>
+          <w:rFonts w:ascii="Calibri" w:cs="Calibri" w:eastAsia="Calibri" w:hAnsi="Calibri"/>
+          <w:sz w:val="22"/>
+          <w:szCs w:val="22"/>
+        </w:rPr>
+        <w:t xml:space="preserve">This creates a new folder called GNSS in your home folder. (If your project needs to end up at a different path than ~/GNSS/v4.1, you may need to adjust folder names to match -- but on a station set up to mirror this one, no further adjustment should be needed.)</w:t>
+      </w:r>
+    </w:p>
+    <w:p>
+      <w:pPr>
+        <w:spacing w:after="200" w:line="300"/>
+      </w:pPr>
+      <w:r>
+        <w:rPr>
+          <w:rFonts w:ascii="Calibri" w:cs="Calibri" w:eastAsia="Calibri" w:hAnsi="Calibri"/>
+          <w:sz w:val="22"/>
+          <w:szCs w:val="22"/>
+        </w:rPr>
+        <w:t xml:space="preserve">In the future, whenever the software has been updated and you want the latest version, this is the only command you need:</w:t>
+      </w:r>
+    </w:p>
+    <w:p>
+      <w:pPr>
+        <w:pBdr>
+          <w:top w:val="single" w:color="CCCCCC" w:sz="4"/>
+          <w:left w:val="single" w:color="CCCCCC" w:sz="4"/>
+          <w:right w:val="single" w:color="CCCCCC" w:sz="4"/>
+        </w:pBdr>
+        <w:shd w:fill="F0F0F0" w:val="clear"/>
+        <w:spacing w:after="0" w:line="260"/>
+        <w:ind w:left="360" w:right="360"/>
+      </w:pPr>
+      <w:r>
+        <w:rPr>
+          <w:rFonts w:ascii="Consolas" w:cs="Consolas" w:eastAsia="Consolas" w:hAnsi="Consolas"/>
+          <w:sz w:val="20"/>
+          <w:szCs w:val="20"/>
+        </w:rPr>
+        <w:t xml:space="preserve">cd ~/GNSS</w:t>
+      </w:r>
+    </w:p>
+    <w:p>
+      <w:pPr>
+        <w:pBdr>
+          <w:bottom w:val="single" w:color="CCCCCC" w:sz="4"/>
+          <w:left w:val="single" w:color="CCCCCC" w:sz="4"/>
+          <w:right w:val="single" w:color="CCCCCC" w:sz="4"/>
+        </w:pBdr>
+        <w:shd w:fill="F0F0F0" w:val="clear"/>
+        <w:spacing w:after="240" w:line="260"/>
+        <w:ind w:left="360" w:right="360"/>
+      </w:pPr>
+      <w:r>
+        <w:rPr>
+          <w:rFonts w:ascii="Consolas" w:cs="Consolas" w:eastAsia="Consolas" w:hAnsi="Consolas"/>
+          <w:sz w:val="20"/>
+          <w:szCs w:val="20"/>
+        </w:rPr>
+        <w:t xml:space="preserve">git pull</w:t>
+      </w:r>
+    </w:p>
+    <w:p>
+      <w:pPr>
+        <w:pStyle w:val="Heading3"/>
+        <w:spacing w:after="140" w:before="280"/>
+      </w:pPr>
+      <w:r>
+        <w:t xml:space="preserve">gnssrefl's own source code</w:t>
+      </w:r>
+    </w:p>
+    <w:p>
+      <w:pPr>
+        <w:spacing w:after="200" w:line="300"/>
+      </w:pPr>
+      <w:r>
+        <w:rPr>
+          <w:rFonts w:ascii="Calibri" w:cs="Calibri" w:eastAsia="Calibri" w:hAnsi="Calibri"/>
+          <w:sz w:val="22"/>
+          <w:szCs w:val="22"/>
+        </w:rPr>
+        <w:t xml:space="preserve">This station's actual, working installation of gnssrefl comes from a simple pip install (Step 9) -- you do not need this clone for the system to function. It's worth having a copy of gnssrefl's own source on hand anyway, for reference: reading its real documentation offline, looking up a command's exact options, or understanding exactly what a piece of its analysis code does.</w:t>
+      </w:r>
+    </w:p>
+    <w:p>
+      <w:pPr>
+        <w:pBdr>
+          <w:top w:val="single" w:color="CCCCCC" w:sz="4"/>
+          <w:left w:val="single" w:color="CCCCCC" w:sz="4"/>
+          <w:right w:val="single" w:color="CCCCCC" w:sz="4"/>
+        </w:pBdr>
+        <w:shd w:fill="F0F0F0" w:val="clear"/>
+        <w:spacing w:after="0" w:line="260"/>
+        <w:ind w:left="360" w:right="360"/>
+      </w:pPr>
+      <w:r>
+        <w:rPr>
+          <w:rFonts w:ascii="Consolas" w:cs="Consolas" w:eastAsia="Consolas" w:hAnsi="Consolas"/>
+          <w:sz w:val="20"/>
+          <w:szCs w:val="20"/>
+        </w:rPr>
+        <w:t xml:space="preserve">cd ~/software</w:t>
+      </w:r>
+    </w:p>
+    <w:p>
+      <w:pPr>
+        <w:pBdr>
+          <w:bottom w:val="single" w:color="CCCCCC" w:sz="4"/>
+          <w:left w:val="single" w:color="CCCCCC" w:sz="4"/>
+          <w:right w:val="single" w:color="CCCCCC" w:sz="4"/>
+        </w:pBdr>
+        <w:shd w:fill="F0F0F0" w:val="clear"/>
+        <w:spacing w:after="240" w:line="260"/>
+        <w:ind w:left="360" w:right="360"/>
+      </w:pPr>
+      <w:r>
+        <w:rPr>
+          <w:rFonts w:ascii="Consolas" w:cs="Consolas" w:eastAsia="Consolas" w:hAnsi="Consolas"/>
+          <w:sz w:val="20"/>
+          <w:szCs w:val="20"/>
+        </w:rPr>
+        <w:t xml:space="preserve">git clone https://github.com/kristinemlarson/gnssrefl.git</w:t>
+      </w:r>
+    </w:p>
+    <w:p>
+      <w:pPr>
+        <w:spacing w:after="200" w:line="300"/>
+      </w:pPr>
+      <w:r>
+        <w:rPr>
+          <w:rFonts w:ascii="Calibri" w:cs="Calibri" w:eastAsia="Calibri" w:hAnsi="Calibri"/>
+          <w:sz w:val="22"/>
+          <w:szCs w:val="22"/>
+        </w:rPr>
+        <w:t xml:space="preserve">(If you don't have a ~/software folder yet, this is the same folder Step 8 uses for RTKLIB -- create it first with mkdir -p ~/software.)</w:t>
       </w:r>
     </w:p>
     <w:p>
@@ -5045,20 +5217,33 @@
         <w:spacing w:after="180" w:before="360"/>
       </w:pPr>
       <w:r>
-        <w:t xml:space="preserve">Step 7: Create the project's own Python "toolbox" (virtual environment)</w:t>
-      </w:r>
-    </w:p>
-    <w:p>
-      <w:pPr>
-        <w:spacing w:after="200" w:line="300"/>
-      </w:pPr>
-      <w:r>
-        <w:rPr>
-          <w:rFonts w:ascii="Calibri" w:cs="Calibri" w:eastAsia="Calibri" w:hAnsi="Calibri"/>
-          <w:sz w:val="22"/>
-          <w:szCs w:val="22"/>
-        </w:rPr>
-        <w:t xml:space="preserve">This is the one-time setup for the virtual environment described in Chapter 5. Move into the project folder and create it, using the new Python 3.10 you just installed:</w:t>
+        <w:t xml:space="preserve">Step 7: Build and install convbin (RTKLIB)</w:t>
+      </w:r>
+    </w:p>
+    <w:p>
+      <w:pPr>
+        <w:spacing w:after="200" w:line="300"/>
+      </w:pPr>
+      <w:r>
+        <w:rPr>
+          <w:rFonts w:ascii="Calibri" w:cs="Calibri" w:eastAsia="Calibri" w:hAnsi="Calibri"/>
+          <w:sz w:val="22"/>
+          <w:szCs w:val="22"/>
+        </w:rPr>
+        <w:t xml:space="preserve">convbin is a small, separate program that this station uses to convert the receiver's raw recordings into the standard RINEX format (Chapter 4). It comes from a larger, well-known GNSS software package called RTKLIB, and it needs to be built from its source code rather than installed as a simple package.</w:t>
+      </w:r>
+    </w:p>
+    <w:p>
+      <w:pPr>
+        <w:spacing w:after="200" w:line="300"/>
+      </w:pPr>
+      <w:r>
+        <w:rPr>
+          <w:rFonts w:ascii="Calibri" w:cs="Calibri" w:eastAsia="Calibri" w:hAnsi="Calibri"/>
+          <w:sz w:val="22"/>
+          <w:szCs w:val="22"/>
+        </w:rPr>
+        <w:t xml:space="preserve">Download RTKLIB's source code. A dedicated folder for third-party software (kept separate from this project's own folder) is a sensible place for it:</w:t>
       </w:r>
     </w:p>
     <w:p>
@@ -5078,7 +5263,26 @@
           <w:sz w:val="20"/>
           <w:szCs w:val="20"/>
         </w:rPr>
-        <w:t xml:space="preserve">cd ~/GNSS/v4.1</w:t>
+        <w:t xml:space="preserve">mkdir -p ~/software</w:t>
+      </w:r>
+    </w:p>
+    <w:p>
+      <w:pPr>
+        <w:pBdr>
+          <w:left w:val="single" w:color="CCCCCC" w:sz="4"/>
+          <w:right w:val="single" w:color="CCCCCC" w:sz="4"/>
+        </w:pBdr>
+        <w:shd w:fill="F0F0F0" w:val="clear"/>
+        <w:spacing w:after="0" w:line="260"/>
+        <w:ind w:left="360" w:right="360"/>
+      </w:pPr>
+      <w:r>
+        <w:rPr>
+          <w:rFonts w:ascii="Consolas" w:cs="Consolas" w:eastAsia="Consolas" w:hAnsi="Consolas"/>
+          <w:sz w:val="20"/>
+          <w:szCs w:val="20"/>
+        </w:rPr>
+        <w:t xml:space="preserve">cd ~/software</w:t>
       </w:r>
     </w:p>
     <w:p>
@@ -5098,20 +5302,20 @@
           <w:sz w:val="20"/>
           <w:szCs w:val="20"/>
         </w:rPr>
-        <w:t xml:space="preserve">python3.10 -m venv gnssrefl_venv</w:t>
-      </w:r>
-    </w:p>
-    <w:p>
-      <w:pPr>
-        <w:spacing w:after="200" w:line="300"/>
-      </w:pPr>
-      <w:r>
-        <w:rPr>
-          <w:rFonts w:ascii="Calibri" w:cs="Calibri" w:eastAsia="Calibri" w:hAnsi="Calibri"/>
-          <w:sz w:val="22"/>
-          <w:szCs w:val="22"/>
-        </w:rPr>
-        <w:t xml:space="preserve">Turn it on (same command you'll use every day afterward — see Chapter 5):</w:t>
+        <w:t xml:space="preserve">git clone https://github.com/rtklibexplorer/RTKLIB.git</w:t>
+      </w:r>
+    </w:p>
+    <w:p>
+      <w:pPr>
+        <w:spacing w:after="200" w:line="300"/>
+      </w:pPr>
+      <w:r>
+        <w:rPr>
+          <w:rFonts w:ascii="Calibri" w:cs="Calibri" w:eastAsia="Calibri" w:hAnsi="Calibri"/>
+          <w:sz w:val="22"/>
+          <w:szCs w:val="22"/>
+        </w:rPr>
+        <w:t xml:space="preserve">Build convbin specifically (RTKLIB contains several programs; this station only needs this one):</w:t>
       </w:r>
     </w:p>
     <w:p>
@@ -5122,6 +5326,26 @@
           <w:right w:val="single" w:color="CCCCCC" w:sz="4"/>
         </w:pBdr>
         <w:shd w:fill="F0F0F0" w:val="clear"/>
+        <w:spacing w:after="0" w:line="260"/>
+        <w:ind w:left="360" w:right="360"/>
+      </w:pPr>
+      <w:r>
+        <w:rPr>
+          <w:rFonts w:ascii="Consolas" w:cs="Consolas" w:eastAsia="Consolas" w:hAnsi="Consolas"/>
+          <w:sz w:val="20"/>
+          <w:szCs w:val="20"/>
+        </w:rPr>
+        <w:t xml:space="preserve">cd ~/software/RTKLIB/app/consapp/convbin/gcc</w:t>
+      </w:r>
+    </w:p>
+    <w:p>
+      <w:pPr>
+        <w:pBdr>
+          <w:bottom w:val="single" w:color="CCCCCC" w:sz="4"/>
+          <w:left w:val="single" w:color="CCCCCC" w:sz="4"/>
+          <w:right w:val="single" w:color="CCCCCC" w:sz="4"/>
+        </w:pBdr>
+        <w:shd w:fill="F0F0F0" w:val="clear"/>
         <w:spacing w:after="240" w:line="260"/>
         <w:ind w:left="360" w:right="360"/>
       </w:pPr>
@@ -5131,20 +5355,20 @@
           <w:sz w:val="20"/>
           <w:szCs w:val="20"/>
         </w:rPr>
-        <w:t xml:space="preserve">source gnssrefl_venv/bin/activate</w:t>
-      </w:r>
-    </w:p>
-    <w:p>
-      <w:pPr>
-        <w:spacing w:after="200" w:line="300"/>
-      </w:pPr>
-      <w:r>
-        <w:rPr>
-          <w:rFonts w:ascii="Calibri" w:cs="Calibri" w:eastAsia="Calibri" w:hAnsi="Calibri"/>
-          <w:sz w:val="22"/>
-          <w:szCs w:val="22"/>
-        </w:rPr>
-        <w:t xml:space="preserve">Make sure the toolbox's own installer program is up to date:</w:t>
+        <w:t xml:space="preserve">make</w:t>
+      </w:r>
+    </w:p>
+    <w:p>
+      <w:pPr>
+        <w:spacing w:after="200" w:line="300"/>
+      </w:pPr>
+      <w:r>
+        <w:rPr>
+          <w:rFonts w:ascii="Calibri" w:cs="Calibri" w:eastAsia="Calibri" w:hAnsi="Calibri"/>
+          <w:sz w:val="22"/>
+          <w:szCs w:val="22"/>
+        </w:rPr>
+        <w:t xml:space="preserve">This produces a compiled program in that same folder, also named convbin. Install it so the rest of the system can find it simply by typing its name, without needing the full folder path:</w:t>
       </w:r>
     </w:p>
     <w:p>
@@ -5164,7 +5388,69 @@
           <w:sz w:val="20"/>
           <w:szCs w:val="20"/>
         </w:rPr>
-        <w:t xml:space="preserve">pip install --upgrade pip</w:t>
+        <w:t xml:space="preserve">sudo cp convbin /usr/local/bin/convbin</w:t>
+      </w:r>
+    </w:p>
+    <w:p>
+      <w:pPr>
+        <w:spacing w:after="200" w:line="300"/>
+      </w:pPr>
+      <w:r>
+        <w:rPr>
+          <w:rFonts w:ascii="Calibri" w:cs="Calibri" w:eastAsia="Calibri" w:hAnsi="Calibri"/>
+          <w:sz w:val="22"/>
+          <w:szCs w:val="22"/>
+        </w:rPr>
+        <w:t xml:space="preserve">Confirm it's now available:</w:t>
+      </w:r>
+    </w:p>
+    <w:p>
+      <w:pPr>
+        <w:pBdr>
+          <w:top w:val="single" w:color="CCCCCC" w:sz="4"/>
+          <w:left w:val="single" w:color="CCCCCC" w:sz="4"/>
+          <w:right w:val="single" w:color="CCCCCC" w:sz="4"/>
+        </w:pBdr>
+        <w:shd w:fill="F0F0F0" w:val="clear"/>
+        <w:spacing w:after="240" w:line="260"/>
+        <w:ind w:left="360" w:right="360"/>
+      </w:pPr>
+      <w:r>
+        <w:rPr>
+          <w:rFonts w:ascii="Consolas" w:cs="Consolas" w:eastAsia="Consolas" w:hAnsi="Consolas"/>
+          <w:sz w:val="20"/>
+          <w:szCs w:val="20"/>
+        </w:rPr>
+        <w:t xml:space="preserve">which convbin</w:t>
+      </w:r>
+    </w:p>
+    <w:p>
+      <w:pPr>
+        <w:pBdr>
+          <w:left w:val="single" w:color="2E5C8A" w:sz="24"/>
+        </w:pBdr>
+        <w:shd w:fill="EAF1FA" w:val="clear"/>
+        <w:spacing w:after="240" w:before="120" w:line="300"/>
+        <w:ind w:left="200" w:right="200"/>
+      </w:pPr>
+      <w:r>
+        <w:rPr>
+          <w:rFonts w:ascii="Calibri" w:cs="Calibri" w:eastAsia="Calibri" w:hAnsi="Calibri"/>
+          <w:b/>
+          <w:bCs/>
+          <w:color w:val="2E5C8A"/>
+          <w:sz w:val="22"/>
+          <w:szCs w:val="22"/>
+        </w:rPr>
+        <w:t xml:space="preserve">Note:  </w:t>
+      </w:r>
+      <w:r>
+        <w:rPr>
+          <w:rFonts w:ascii="Calibri" w:cs="Calibri" w:eastAsia="Calibri" w:hAnsi="Calibri"/>
+          <w:sz w:val="22"/>
+          <w:szCs w:val="22"/>
+        </w:rPr>
+        <w:t xml:space="preserve">This should print /usr/local/bin/convbin. Keep the ~/software/RTKLIB folder around afterward, rather than deleting it -- it's the source this program was built from, and having it on hand makes it easy to rebuild if this station is ever moved to a new machine, or if convbin needs to be reinstalled for any reason.</w:t>
       </w:r>
     </w:p>
     <w:p>
@@ -5173,20 +5459,20 @@
         <w:spacing w:after="180" w:before="360"/>
       </w:pPr>
       <w:r>
-        <w:t xml:space="preserve">Step 8: Install the required Python packages</w:t>
-      </w:r>
-    </w:p>
-    <w:p>
-      <w:pPr>
-        <w:spacing w:after="200" w:line="300"/>
-      </w:pPr>
-      <w:r>
-        <w:rPr>
-          <w:rFonts w:ascii="Calibri" w:cs="Calibri" w:eastAsia="Calibri" w:hAnsi="Calibri"/>
-          <w:sz w:val="22"/>
-          <w:szCs w:val="22"/>
-        </w:rPr>
-        <w:t xml:space="preserve">With the environment active (you should see (gnssrefl_venv) in your prompt), install the two things this project needs:</w:t>
+        <w:t xml:space="preserve">Step 8: Create the project's own Python "toolbox" (virtual environment)</w:t>
+      </w:r>
+    </w:p>
+    <w:p>
+      <w:pPr>
+        <w:spacing w:after="200" w:line="300"/>
+      </w:pPr>
+      <w:r>
+        <w:rPr>
+          <w:rFonts w:ascii="Calibri" w:cs="Calibri" w:eastAsia="Calibri" w:hAnsi="Calibri"/>
+          <w:sz w:val="22"/>
+          <w:szCs w:val="22"/>
+        </w:rPr>
+        <w:t xml:space="preserve">This is the one-time setup for the virtual environment described in Chapter 5. Move into the project folder and create it, using the new Python 3.10 you just installed:</w:t>
       </w:r>
     </w:p>
     <w:p>
@@ -5206,7 +5492,7 @@
           <w:sz w:val="20"/>
           <w:szCs w:val="20"/>
         </w:rPr>
-        <w:t xml:space="preserve">pip install pyserial</w:t>
+        <w:t xml:space="preserve">cd ~/GNSS/v4.1</w:t>
       </w:r>
     </w:p>
     <w:p>
@@ -5226,20 +5512,73 @@
           <w:sz w:val="20"/>
           <w:szCs w:val="20"/>
         </w:rPr>
-        <w:t xml:space="preserve">pip install gnssrefl</w:t>
-      </w:r>
-    </w:p>
-    <w:p>
-      <w:pPr>
-        <w:spacing w:after="200" w:line="300"/>
-      </w:pPr>
-      <w:r>
-        <w:rPr>
-          <w:rFonts w:ascii="Calibri" w:cs="Calibri" w:eastAsia="Calibri" w:hAnsi="Calibri"/>
-          <w:sz w:val="22"/>
-          <w:szCs w:val="22"/>
-        </w:rPr>
-        <w:t xml:space="preserve">The second command will take a little while and download quite a lot of supporting software along with it — that's normal and expected, gnssrefl relies on several other well-established scientific Python packages internally.</w:t>
+        <w:t xml:space="preserve">python3.10 -m venv gnssrefl_venv</w:t>
+      </w:r>
+    </w:p>
+    <w:p>
+      <w:pPr>
+        <w:spacing w:after="200" w:line="300"/>
+      </w:pPr>
+      <w:r>
+        <w:rPr>
+          <w:rFonts w:ascii="Calibri" w:cs="Calibri" w:eastAsia="Calibri" w:hAnsi="Calibri"/>
+          <w:sz w:val="22"/>
+          <w:szCs w:val="22"/>
+        </w:rPr>
+        <w:t xml:space="preserve">Turn it on (same command you'll use every day afterward — see Chapter 5):</w:t>
+      </w:r>
+    </w:p>
+    <w:p>
+      <w:pPr>
+        <w:pBdr>
+          <w:top w:val="single" w:color="CCCCCC" w:sz="4"/>
+          <w:left w:val="single" w:color="CCCCCC" w:sz="4"/>
+          <w:right w:val="single" w:color="CCCCCC" w:sz="4"/>
+        </w:pBdr>
+        <w:shd w:fill="F0F0F0" w:val="clear"/>
+        <w:spacing w:after="240" w:line="260"/>
+        <w:ind w:left="360" w:right="360"/>
+      </w:pPr>
+      <w:r>
+        <w:rPr>
+          <w:rFonts w:ascii="Consolas" w:cs="Consolas" w:eastAsia="Consolas" w:hAnsi="Consolas"/>
+          <w:sz w:val="20"/>
+          <w:szCs w:val="20"/>
+        </w:rPr>
+        <w:t xml:space="preserve">source gnssrefl_venv/bin/activate</w:t>
+      </w:r>
+    </w:p>
+    <w:p>
+      <w:pPr>
+        <w:spacing w:after="200" w:line="300"/>
+      </w:pPr>
+      <w:r>
+        <w:rPr>
+          <w:rFonts w:ascii="Calibri" w:cs="Calibri" w:eastAsia="Calibri" w:hAnsi="Calibri"/>
+          <w:sz w:val="22"/>
+          <w:szCs w:val="22"/>
+        </w:rPr>
+        <w:t xml:space="preserve">Make sure the toolbox's own installer program is up to date:</w:t>
+      </w:r>
+    </w:p>
+    <w:p>
+      <w:pPr>
+        <w:pBdr>
+          <w:top w:val="single" w:color="CCCCCC" w:sz="4"/>
+          <w:left w:val="single" w:color="CCCCCC" w:sz="4"/>
+          <w:right w:val="single" w:color="CCCCCC" w:sz="4"/>
+        </w:pBdr>
+        <w:shd w:fill="F0F0F0" w:val="clear"/>
+        <w:spacing w:after="240" w:line="260"/>
+        <w:ind w:left="360" w:right="360"/>
+      </w:pPr>
+      <w:r>
+        <w:rPr>
+          <w:rFonts w:ascii="Consolas" w:cs="Consolas" w:eastAsia="Consolas" w:hAnsi="Consolas"/>
+          <w:sz w:val="20"/>
+          <w:szCs w:val="20"/>
+        </w:rPr>
+        <w:t xml:space="preserve">pip install --upgrade pip</w:t>
       </w:r>
     </w:p>
     <w:p>
@@ -5248,20 +5587,20 @@
         <w:spacing w:after="180" w:before="360"/>
       </w:pPr>
       <w:r>
-        <w:t xml:space="preserve">Step 9: Fill in the station's configuration</w:t>
-      </w:r>
-    </w:p>
-    <w:p>
-      <w:pPr>
-        <w:spacing w:after="200" w:line="300"/>
-      </w:pPr>
-      <w:r>
-        <w:rPr>
-          <w:rFonts w:ascii="Calibri" w:cs="Calibri" w:eastAsia="Calibri" w:hAnsi="Calibri"/>
-          <w:sz w:val="22"/>
-          <w:szCs w:val="22"/>
-        </w:rPr>
-        <w:t xml:space="preserve">Open the station's settings file in a text editor:</w:t>
+        <w:t xml:space="preserve">Step 9: Install the required Python packages</w:t>
+      </w:r>
+    </w:p>
+    <w:p>
+      <w:pPr>
+        <w:spacing w:after="200" w:line="300"/>
+      </w:pPr>
+      <w:r>
+        <w:rPr>
+          <w:rFonts w:ascii="Calibri" w:cs="Calibri" w:eastAsia="Calibri" w:hAnsi="Calibri"/>
+          <w:sz w:val="22"/>
+          <w:szCs w:val="22"/>
+        </w:rPr>
+        <w:t xml:space="preserve">With the environment active (you should see (gnssrefl_venv) in your prompt), install the two things this project needs:</w:t>
       </w:r>
     </w:p>
     <w:p>
@@ -5272,6 +5611,26 @@
           <w:right w:val="single" w:color="CCCCCC" w:sz="4"/>
         </w:pBdr>
         <w:shd w:fill="F0F0F0" w:val="clear"/>
+        <w:spacing w:after="0" w:line="260"/>
+        <w:ind w:left="360" w:right="360"/>
+      </w:pPr>
+      <w:r>
+        <w:rPr>
+          <w:rFonts w:ascii="Consolas" w:cs="Consolas" w:eastAsia="Consolas" w:hAnsi="Consolas"/>
+          <w:sz w:val="20"/>
+          <w:szCs w:val="20"/>
+        </w:rPr>
+        <w:t xml:space="preserve">pip install pyserial</w:t>
+      </w:r>
+    </w:p>
+    <w:p>
+      <w:pPr>
+        <w:pBdr>
+          <w:bottom w:val="single" w:color="CCCCCC" w:sz="4"/>
+          <w:left w:val="single" w:color="CCCCCC" w:sz="4"/>
+          <w:right w:val="single" w:color="CCCCCC" w:sz="4"/>
+        </w:pBdr>
+        <w:shd w:fill="F0F0F0" w:val="clear"/>
         <w:spacing w:after="240" w:line="260"/>
         <w:ind w:left="360" w:right="360"/>
       </w:pPr>
@@ -5281,20 +5640,20 @@
           <w:sz w:val="20"/>
           <w:szCs w:val="20"/>
         </w:rPr>
-        <w:t xml:space="preserve">nano ~/GNSS/v4.1/station/resources/station.json</w:t>
-      </w:r>
-    </w:p>
-    <w:p>
-      <w:pPr>
-        <w:spacing w:after="200" w:line="300"/>
-      </w:pPr>
-      <w:r>
-        <w:rPr>
-          <w:rFonts w:ascii="Calibri" w:cs="Calibri" w:eastAsia="Calibri" w:hAnsi="Calibri"/>
-          <w:sz w:val="22"/>
-          <w:szCs w:val="22"/>
-        </w:rPr>
-        <w:t xml:space="preserve">This file records your station's location and various settings the software needs. The most important fields to check or fill in are the station's latitude, longitude, and height, and the serial port the receiver is connected to. Save and exit (in nano: Ctrl+O, then Enter, then Ctrl+X).</w:t>
+        <w:t xml:space="preserve">pip install gnssrefl</w:t>
+      </w:r>
+    </w:p>
+    <w:p>
+      <w:pPr>
+        <w:spacing w:after="200" w:line="300"/>
+      </w:pPr>
+      <w:r>
+        <w:rPr>
+          <w:rFonts w:ascii="Calibri" w:cs="Calibri" w:eastAsia="Calibri" w:hAnsi="Calibri"/>
+          <w:sz w:val="22"/>
+          <w:szCs w:val="22"/>
+        </w:rPr>
+        <w:t xml:space="preserve">The second command will take a little while and download quite a lot of supporting software along with it — that's normal and expected, gnssrefl relies on several other well-established scientific Python packages internally.</w:t>
       </w:r>
     </w:p>
     <w:p>
@@ -5303,20 +5662,20 @@
         <w:spacing w:after="180" w:before="360"/>
       </w:pPr>
       <w:r>
-        <w:t xml:space="preserve">Step 10: Confirm everything is correctly in place</w:t>
-      </w:r>
-    </w:p>
-    <w:p>
-      <w:pPr>
-        <w:spacing w:after="200" w:line="300"/>
-      </w:pPr>
-      <w:r>
-        <w:rPr>
-          <w:rFonts w:ascii="Calibri" w:cs="Calibri" w:eastAsia="Calibri" w:hAnsi="Calibri"/>
-          <w:sz w:val="22"/>
-          <w:szCs w:val="22"/>
-        </w:rPr>
-        <w:t xml:space="preserve">Run the two checks from Chapter 8:</w:t>
+        <w:t xml:space="preserve">Step 10: Fill in the station's configuration</w:t>
+      </w:r>
+    </w:p>
+    <w:p>
+      <w:pPr>
+        <w:spacing w:after="200" w:line="300"/>
+      </w:pPr>
+      <w:r>
+        <w:rPr>
+          <w:rFonts w:ascii="Calibri" w:cs="Calibri" w:eastAsia="Calibri" w:hAnsi="Calibri"/>
+          <w:sz w:val="22"/>
+          <w:szCs w:val="22"/>
+        </w:rPr>
+        <w:t xml:space="preserve">Rather than hand-editing the settings file directly, this project includes an interactive setup wizard that walks through every setting -- station identity, receiver details, coordinates, and a range of advanced gnssrefl fine-tuning options -- and writes them all into the right place for you.</w:t>
       </w:r>
     </w:p>
     <w:p>
@@ -5327,26 +5686,6 @@
           <w:right w:val="single" w:color="CCCCCC" w:sz="4"/>
         </w:pBdr>
         <w:shd w:fill="F0F0F0" w:val="clear"/>
-        <w:spacing w:after="0" w:line="260"/>
-        <w:ind w:left="360" w:right="360"/>
-      </w:pPr>
-      <w:r>
-        <w:rPr>
-          <w:rFonts w:ascii="Consolas" w:cs="Consolas" w:eastAsia="Consolas" w:hAnsi="Consolas"/>
-          <w:sz w:val="20"/>
-          <w:szCs w:val="20"/>
-        </w:rPr>
-        <w:t xml:space="preserve">python check_layout.py</w:t>
-      </w:r>
-    </w:p>
-    <w:p>
-      <w:pPr>
-        <w:pBdr>
-          <w:bottom w:val="single" w:color="CCCCCC" w:sz="4"/>
-          <w:left w:val="single" w:color="CCCCCC" w:sz="4"/>
-          <w:right w:val="single" w:color="CCCCCC" w:sz="4"/>
-        </w:pBdr>
-        <w:shd w:fill="F0F0F0" w:val="clear"/>
         <w:spacing w:after="240" w:line="260"/>
         <w:ind w:left="360" w:right="360"/>
       </w:pPr>
@@ -5356,20 +5695,75 @@
           <w:sz w:val="20"/>
           <w:szCs w:val="20"/>
         </w:rPr>
-        <w:t xml:space="preserve">python -m unittest discover -s tests -v</w:t>
-      </w:r>
-    </w:p>
-    <w:p>
-      <w:pPr>
-        <w:spacing w:after="200" w:line="300"/>
-      </w:pPr>
-      <w:r>
-        <w:rPr>
-          <w:rFonts w:ascii="Calibri" w:cs="Calibri" w:eastAsia="Calibri" w:hAnsi="Calibri"/>
-          <w:sz w:val="22"/>
-          <w:szCs w:val="22"/>
-        </w:rPr>
-        <w:t xml:space="preserve">Both should finish cleanly (ALL CHECKS PASSED, and OK at the end of the test run) before you move on.</w:t>
+        <w:t xml:space="preserve">~/GNSS/v4.1/setup_station.sh</w:t>
+      </w:r>
+    </w:p>
+    <w:p>
+      <w:pPr>
+        <w:spacing w:after="200" w:line="300"/>
+      </w:pPr>
+      <w:r>
+        <w:rPr>
+          <w:rFonts w:ascii="Calibri" w:cs="Calibri" w:eastAsia="Calibri" w:hAnsi="Calibri"/>
+          <w:sz w:val="22"/>
+          <w:szCs w:val="22"/>
+        </w:rPr>
+        <w:t xml:space="preserve">It will ask a series of questions, showing a default in [brackets] wherever one exists -- just press Enter to accept it. Three questions (latitude, longitude, and antenna height) are genuinely required and it will keep asking until you provide a real, plain decimal number for each -- not degrees/minutes/seconds notation.</w:t>
+      </w:r>
+    </w:p>
+    <w:p>
+      <w:pPr>
+        <w:pBdr>
+          <w:left w:val="single" w:color="2E5C8A" w:sz="24"/>
+        </w:pBdr>
+        <w:shd w:fill="EAF1FA" w:val="clear"/>
+        <w:spacing w:after="240" w:before="120" w:line="300"/>
+        <w:ind w:left="200" w:right="200"/>
+      </w:pPr>
+      <w:r>
+        <w:rPr>
+          <w:rFonts w:ascii="Calibri" w:cs="Calibri" w:eastAsia="Calibri" w:hAnsi="Calibri"/>
+          <w:b/>
+          <w:bCs/>
+          <w:color w:val="2E5C8A"/>
+          <w:sz w:val="22"/>
+          <w:szCs w:val="22"/>
+        </w:rPr>
+        <w:t xml:space="preserve">Important:  </w:t>
+      </w:r>
+      <w:r>
+        <w:rPr>
+          <w:rFonts w:ascii="Calibri" w:cs="Calibri" w:eastAsia="Calibri" w:hAnsi="Calibri"/>
+          <w:sz w:val="22"/>
+          <w:szCs w:val="22"/>
+        </w:rPr>
+        <w:t xml:space="preserve">Enter coordinates as plain decimal degrees (e.g. 41.8928), not degrees/minutes/seconds (e.g. 41 53'34"). If you only have DMS-format coordinates from another source, convert them to decimal first -- plenty of free online converters can do this.</w:t>
+      </w:r>
+    </w:p>
+    <w:p>
+      <w:pPr>
+        <w:spacing w:after="200" w:line="300"/>
+      </w:pPr>
+      <w:r>
+        <w:rPr>
+          <w:rFonts w:ascii="Calibri" w:cs="Calibri" w:eastAsia="Calibri" w:hAnsi="Calibri"/>
+          <w:sz w:val="22"/>
+          <w:szCs w:val="22"/>
+        </w:rPr>
+        <w:t xml:space="preserve">Everything past the basic identity questions is optional -- advanced settings like the elevation angle mask, reflector height search range, and azimuth mask are only worth setting if you have a specific reason to (an obstructed view, an unusually tall or short site). Leaving them blank is completely normal and lets gnssrefl use its own sensible defaults.</w:t>
+      </w:r>
+    </w:p>
+    <w:p>
+      <w:pPr>
+        <w:spacing w:after="200" w:line="300"/>
+      </w:pPr>
+      <w:r>
+        <w:rPr>
+          <w:rFonts w:ascii="Calibri" w:cs="Calibri" w:eastAsia="Calibri" w:hAnsi="Calibri"/>
+          <w:sz w:val="22"/>
+          <w:szCs w:val="22"/>
+        </w:rPr>
+        <w:t xml:space="preserve">Once finished, it writes everything to station/resources/station.json directly -- there's no separate save step needed.</w:t>
       </w:r>
     </w:p>
     <w:p>
@@ -5378,7 +5772,82 @@
         <w:spacing w:after="180" w:before="360"/>
       </w:pPr>
       <w:r>
-        <w:t xml:space="preserve">Step 11: Set up automatic startup</w:t>
+        <w:t xml:space="preserve">Step 11: Confirm everything is correctly in place</w:t>
+      </w:r>
+    </w:p>
+    <w:p>
+      <w:pPr>
+        <w:spacing w:after="200" w:line="300"/>
+      </w:pPr>
+      <w:r>
+        <w:rPr>
+          <w:rFonts w:ascii="Calibri" w:cs="Calibri" w:eastAsia="Calibri" w:hAnsi="Calibri"/>
+          <w:sz w:val="22"/>
+          <w:szCs w:val="22"/>
+        </w:rPr>
+        <w:t xml:space="preserve">Run the two checks from Chapter 8:</w:t>
+      </w:r>
+    </w:p>
+    <w:p>
+      <w:pPr>
+        <w:pBdr>
+          <w:top w:val="single" w:color="CCCCCC" w:sz="4"/>
+          <w:left w:val="single" w:color="CCCCCC" w:sz="4"/>
+          <w:right w:val="single" w:color="CCCCCC" w:sz="4"/>
+        </w:pBdr>
+        <w:shd w:fill="F0F0F0" w:val="clear"/>
+        <w:spacing w:after="0" w:line="260"/>
+        <w:ind w:left="360" w:right="360"/>
+      </w:pPr>
+      <w:r>
+        <w:rPr>
+          <w:rFonts w:ascii="Consolas" w:cs="Consolas" w:eastAsia="Consolas" w:hAnsi="Consolas"/>
+          <w:sz w:val="20"/>
+          <w:szCs w:val="20"/>
+        </w:rPr>
+        <w:t xml:space="preserve">python check_layout.py</w:t>
+      </w:r>
+    </w:p>
+    <w:p>
+      <w:pPr>
+        <w:pBdr>
+          <w:bottom w:val="single" w:color="CCCCCC" w:sz="4"/>
+          <w:left w:val="single" w:color="CCCCCC" w:sz="4"/>
+          <w:right w:val="single" w:color="CCCCCC" w:sz="4"/>
+        </w:pBdr>
+        <w:shd w:fill="F0F0F0" w:val="clear"/>
+        <w:spacing w:after="240" w:line="260"/>
+        <w:ind w:left="360" w:right="360"/>
+      </w:pPr>
+      <w:r>
+        <w:rPr>
+          <w:rFonts w:ascii="Consolas" w:cs="Consolas" w:eastAsia="Consolas" w:hAnsi="Consolas"/>
+          <w:sz w:val="20"/>
+          <w:szCs w:val="20"/>
+        </w:rPr>
+        <w:t xml:space="preserve">python -m unittest discover -s tests -v</w:t>
+      </w:r>
+    </w:p>
+    <w:p>
+      <w:pPr>
+        <w:spacing w:after="200" w:line="300"/>
+      </w:pPr>
+      <w:r>
+        <w:rPr>
+          <w:rFonts w:ascii="Calibri" w:cs="Calibri" w:eastAsia="Calibri" w:hAnsi="Calibri"/>
+          <w:sz w:val="22"/>
+          <w:szCs w:val="22"/>
+        </w:rPr>
+        <w:t xml:space="preserve">Both should finish cleanly (ALL CHECKS PASSED, and OK at the end of the test run) before you move on.</w:t>
+      </w:r>
+    </w:p>
+    <w:p>
+      <w:pPr>
+        <w:pStyle w:val="Heading2"/>
+        <w:spacing w:after="180" w:before="360"/>
+      </w:pPr>
+      <w:r>
+        <w:t xml:space="preserve">Step 12: Set up automatic startup</w:t>
       </w:r>
     </w:p>
     <w:p>
@@ -6253,6 +6722,18 @@
       </w:pPr>
     </w:lvl>
   </w:abstractNum>
+  <w:abstractNum w:abstractNumId="4" w15:restartNumberingAfterBreak="0">
+    <w:multiLevelType w:val="hybridMultilevel"/>
+    <w:lvl w:ilvl="0" w15:tentative="1">
+      <w:start w:val="1"/>
+      <w:numFmt w:val="decimal"/>
+      <w:lvlText w:val="%1."/>
+      <w:lvlJc w:val="left"/>
+      <w:pPr>
+        <w:ind w:left="720" w:hanging="360"/>
+      </w:pPr>
+    </w:lvl>
+  </w:abstractNum>
   <w:num w:numId="1">
     <w:abstractNumId w:val="1"/>
     <w:lvlOverride w:ilvl="0">
@@ -6267,6 +6748,12 @@
   </w:num>
   <w:num w:numId="3">
     <w:abstractNumId w:val="2"/>
+    <w:lvlOverride w:ilvl="0">
+      <w:startOverride w:val="1"/>
+    </w:lvlOverride>
+  </w:num>
+  <w:num w:numId="4">
+    <w:abstractNumId w:val="4"/>
     <w:lvlOverride w:ilvl="0">
       <w:startOverride w:val="1"/>
     </w:lvlOverride>

--- a/docs/USER_MANUAL.docx
+++ b/docs/USER_MANUAL.docx
@@ -5772,20 +5772,55 @@
         <w:spacing w:after="180" w:before="360"/>
       </w:pPr>
       <w:r>
-        <w:t xml:space="preserve">Step 11: Confirm everything is correctly in place</w:t>
-      </w:r>
-    </w:p>
-    <w:p>
-      <w:pPr>
-        <w:spacing w:after="200" w:line="300"/>
-      </w:pPr>
-      <w:r>
-        <w:rPr>
-          <w:rFonts w:ascii="Calibri" w:cs="Calibri" w:eastAsia="Calibri" w:hAnsi="Calibri"/>
-          <w:sz w:val="22"/>
-          <w:szCs w:val="22"/>
-        </w:rPr>
-        <w:t xml:space="preserve">Run the two checks from Chapter 8:</w:t>
+        <w:t xml:space="preserve">Step 11: Refine your coordinates with Precise Point Positioning (PPP)</w:t>
+      </w:r>
+    </w:p>
+    <w:p>
+      <w:pPr>
+        <w:spacing w:after="200" w:line="300"/>
+      </w:pPr>
+      <w:r>
+        <w:rPr>
+          <w:rFonts w:ascii="Calibri" w:cs="Calibri" w:eastAsia="Calibri" w:hAnsi="Calibri"/>
+          <w:sz w:val="22"/>
+          <w:szCs w:val="22"/>
+        </w:rPr>
+        <w:t xml:space="preserve">This step is important for high-quality data. The coordinates entered in Step 10 are only as accurate as their original source -- often a rough map estimate or a consumer GPS reading, good enough to get started but not precise enough for real GNSS-IR analysis. Once the station has recorded at least one full day of real data, you can use that data itself to get a genuinely precise position, accurate to the centimeter level.</w:t>
+      </w:r>
+    </w:p>
+    <w:p>
+      <w:pPr>
+        <w:spacing w:after="200" w:line="300"/>
+      </w:pPr>
+      <w:r>
+        <w:rPr>
+          <w:rFonts w:ascii="Calibri" w:cs="Calibri" w:eastAsia="Calibri" w:hAnsi="Calibri"/>
+          <w:sz w:val="22"/>
+          <w:szCs w:val="22"/>
+        </w:rPr>
+        <w:t xml:space="preserve">This uses CSRS-PPP, a free, authoritative Precise Point Positioning service run by Natural Resources Canada -- despite the name, it works worldwide, not just in Canada, and is widely used and trusted in real published GNSS research for exactly this purpose.</w:t>
+      </w:r>
+    </w:p>
+    <w:p>
+      <w:pPr>
+        <w:pStyle w:val="Heading3"/>
+        <w:spacing w:after="140" w:before="280"/>
+      </w:pPr>
+      <w:r>
+        <w:t xml:space="preserve">1. Pick a good, complete day of raw data</w:t>
+      </w:r>
+    </w:p>
+    <w:p>
+      <w:pPr>
+        <w:spacing w:after="200" w:line="300"/>
+      </w:pPr>
+      <w:r>
+        <w:rPr>
+          <w:rFonts w:ascii="Calibri" w:cs="Calibri" w:eastAsia="Calibri" w:hAnsi="Calibri"/>
+          <w:sz w:val="22"/>
+          <w:szCs w:val="22"/>
+        </w:rPr>
+        <w:t xml:space="preserve">A full, gap-free day gives the best result. Check the archive/ folder for a day that recorded continuously:</w:t>
       </w:r>
     </w:p>
     <w:p>
@@ -5796,6 +5831,61 @@
           <w:right w:val="single" w:color="CCCCCC" w:sz="4"/>
         </w:pBdr>
         <w:shd w:fill="F0F0F0" w:val="clear"/>
+        <w:spacing w:after="240" w:line="260"/>
+        <w:ind w:left="360" w:right="360"/>
+      </w:pPr>
+      <w:r>
+        <w:rPr>
+          <w:rFonts w:ascii="Consolas" w:cs="Consolas" w:eastAsia="Consolas" w:hAnsi="Consolas"/>
+          <w:sz w:val="20"/>
+          <w:szCs w:val="20"/>
+        </w:rPr>
+        <w:t xml:space="preserve">find ~/GNSS/v4.1 -name "station_YYYYMMDD.um980"</w:t>
+      </w:r>
+    </w:p>
+    <w:p>
+      <w:pPr>
+        <w:spacing w:after="200" w:line="300"/>
+      </w:pPr>
+      <w:r>
+        <w:rPr>
+          <w:rFonts w:ascii="Calibri" w:cs="Calibri" w:eastAsia="Calibri" w:hAnsi="Calibri"/>
+          <w:sz w:val="22"/>
+          <w:szCs w:val="22"/>
+        </w:rPr>
+        <w:t xml:space="preserve">(replace YYYYMMDD with a real date once you've picked one -- recent days are usually still in raw/, older ones move to archive/ automatically)</w:t>
+      </w:r>
+    </w:p>
+    <w:p>
+      <w:pPr>
+        <w:pStyle w:val="Heading3"/>
+        <w:spacing w:after="140" w:before="280"/>
+      </w:pPr>
+      <w:r>
+        <w:t xml:space="preserve">2. Convert it to RINEX at 30-second intervals</w:t>
+      </w:r>
+    </w:p>
+    <w:p>
+      <w:pPr>
+        <w:spacing w:after="200" w:line="300"/>
+      </w:pPr>
+      <w:r>
+        <w:rPr>
+          <w:rFonts w:ascii="Calibri" w:cs="Calibri" w:eastAsia="Calibri" w:hAnsi="Calibri"/>
+          <w:sz w:val="22"/>
+          <w:szCs w:val="22"/>
+        </w:rPr>
+        <w:t xml:space="preserve">CSRS-PPP (like most PPP services) expects 30-second data, not this station's normal 1-second recording -- faster sampling doesn't improve the result and produces an unnecessarily large upload. Convert directly from the raw file with a 30-second interval:</w:t>
+      </w:r>
+    </w:p>
+    <w:p>
+      <w:pPr>
+        <w:pBdr>
+          <w:top w:val="single" w:color="CCCCCC" w:sz="4"/>
+          <w:left w:val="single" w:color="CCCCCC" w:sz="4"/>
+          <w:right w:val="single" w:color="CCCCCC" w:sz="4"/>
+        </w:pBdr>
+        <w:shd w:fill="F0F0F0" w:val="clear"/>
         <w:spacing w:after="0" w:line="260"/>
         <w:ind w:left="360" w:right="360"/>
       </w:pPr>
@@ -5805,7 +5895,26 @@
           <w:sz w:val="20"/>
           <w:szCs w:val="20"/>
         </w:rPr>
-        <w:t xml:space="preserve">python check_layout.py</w:t>
+        <w:t xml:space="preserve">mkdir -p ~/ppp_upload</w:t>
+      </w:r>
+    </w:p>
+    <w:p>
+      <w:pPr>
+        <w:pBdr>
+          <w:left w:val="single" w:color="CCCCCC" w:sz="4"/>
+          <w:right w:val="single" w:color="CCCCCC" w:sz="4"/>
+        </w:pBdr>
+        <w:shd w:fill="F0F0F0" w:val="clear"/>
+        <w:spacing w:after="0" w:line="260"/>
+        <w:ind w:left="360" w:right="360"/>
+      </w:pPr>
+      <w:r>
+        <w:rPr>
+          <w:rFonts w:ascii="Consolas" w:cs="Consolas" w:eastAsia="Consolas" w:hAnsi="Consolas"/>
+          <w:sz w:val="20"/>
+          <w:szCs w:val="20"/>
+        </w:rPr>
+        <w:t xml:space="preserve">cd ~/ppp_upload</w:t>
       </w:r>
     </w:p>
     <w:p>
@@ -5825,20 +5934,185 @@
           <w:sz w:val="20"/>
           <w:szCs w:val="20"/>
         </w:rPr>
-        <w:t xml:space="preserve">python -m unittest discover -s tests -v</w:t>
-      </w:r>
-    </w:p>
-    <w:p>
-      <w:pPr>
-        <w:spacing w:after="200" w:line="300"/>
-      </w:pPr>
-      <w:r>
-        <w:rPr>
-          <w:rFonts w:ascii="Calibri" w:cs="Calibri" w:eastAsia="Calibri" w:hAnsi="Calibri"/>
-          <w:sz w:val="22"/>
-          <w:szCs w:val="22"/>
-        </w:rPr>
-        <w:t xml:space="preserve">Both should finish cleanly (ALL CHECKS PASSED, and OK at the end of the test run) before you move on.</w:t>
+        <w:t xml:space="preserve">/usr/local/bin/convbin -r nov -v 3.05 -os -ti 30 -o ppp_upload.obs -n ppp_upload.nav ~/GNSS/v4.1/archive/station_YYYYMMDD.um980</w:t>
+      </w:r>
+    </w:p>
+    <w:p>
+      <w:pPr>
+        <w:spacing w:after="200" w:line="300"/>
+      </w:pPr>
+      <w:r>
+        <w:rPr>
+          <w:rFonts w:ascii="Calibri" w:cs="Calibri" w:eastAsia="Calibri" w:hAnsi="Calibri"/>
+          <w:sz w:val="22"/>
+          <w:szCs w:val="22"/>
+        </w:rPr>
+        <w:t xml:space="preserve">This produces a much smaller .obs file (roughly 10-15 MB for a full day, versus several hundred MB at full 1-second resolution) -- only the .obs file is needed for the next step.</w:t>
+      </w:r>
+    </w:p>
+    <w:p>
+      <w:pPr>
+        <w:pStyle w:val="Heading3"/>
+        <w:spacing w:after="140" w:before="280"/>
+      </w:pPr>
+      <w:r>
+        <w:t xml:space="preserve">3. Submit it to CSRS-PPP</w:t>
+      </w:r>
+    </w:p>
+    <w:p>
+      <w:pPr>
+        <w:spacing w:after="200" w:line="300"/>
+      </w:pPr>
+      <w:r>
+        <w:rPr>
+          <w:rFonts w:ascii="Calibri" w:cs="Calibri" w:eastAsia="Calibri" w:hAnsi="Calibri"/>
+          <w:sz w:val="22"/>
+          <w:szCs w:val="22"/>
+        </w:rPr>
+        <w:t xml:space="preserve">Sign up for a free account, then submit your file:</w:t>
+      </w:r>
+    </w:p>
+    <w:p>
+      <w:pPr>
+        <w:pBdr>
+          <w:top w:val="single" w:color="CCCCCC" w:sz="4"/>
+          <w:left w:val="single" w:color="CCCCCC" w:sz="4"/>
+          <w:right w:val="single" w:color="CCCCCC" w:sz="4"/>
+        </w:pBdr>
+        <w:shd w:fill="F0F0F0" w:val="clear"/>
+        <w:spacing w:after="240" w:line="260"/>
+        <w:ind w:left="360" w:right="360"/>
+      </w:pPr>
+      <w:r>
+        <w:rPr>
+          <w:rFonts w:ascii="Consolas" w:cs="Consolas" w:eastAsia="Consolas" w:hAnsi="Consolas"/>
+          <w:sz w:val="20"/>
+          <w:szCs w:val="20"/>
+        </w:rPr>
+        <w:t xml:space="preserve">https://webapp.geod.nrcan.gc.ca/geod/tools-outils/ppp.php</w:t>
+      </w:r>
+    </w:p>
+    <w:p>
+      <w:pPr>
+        <w:pStyle w:val="ListParagraph"/>
+        <w:numPr>
+          <w:ilvl w:val="0"/>
+          <w:numId w:val="3"/>
+        </w:numPr>
+        <w:spacing w:after="120"/>
+      </w:pPr>
+      <w:r>
+        <w:rPr>
+          <w:rFonts w:ascii="Calibri" w:cs="Calibri" w:eastAsia="Calibri" w:hAnsi="Calibri"/>
+          <w:sz w:val="22"/>
+          <w:szCs w:val="22"/>
+        </w:rPr>
+        <w:t xml:space="preserve">Enter your email address for the results</w:t>
+      </w:r>
+    </w:p>
+    <w:p>
+      <w:pPr>
+        <w:pStyle w:val="ListParagraph"/>
+        <w:numPr>
+          <w:ilvl w:val="0"/>
+          <w:numId w:val="3"/>
+        </w:numPr>
+        <w:spacing w:after="120"/>
+      </w:pPr>
+      <w:r>
+        <w:rPr>
+          <w:rFonts w:ascii="Calibri" w:cs="Calibri" w:eastAsia="Calibri" w:hAnsi="Calibri"/>
+          <w:sz w:val="22"/>
+          <w:szCs w:val="22"/>
+        </w:rPr>
+        <w:t xml:space="preserve">Select Static as the processing mode (this station doesn't move)</w:t>
+      </w:r>
+    </w:p>
+    <w:p>
+      <w:pPr>
+        <w:pStyle w:val="ListParagraph"/>
+        <w:numPr>
+          <w:ilvl w:val="0"/>
+          <w:numId w:val="3"/>
+        </w:numPr>
+        <w:spacing w:after="120"/>
+      </w:pPr>
+      <w:r>
+        <w:rPr>
+          <w:rFonts w:ascii="Calibri" w:cs="Calibri" w:eastAsia="Calibri" w:hAnsi="Calibri"/>
+          <w:sz w:val="22"/>
+          <w:szCs w:val="22"/>
+        </w:rPr>
+        <w:t xml:space="preserve">Select ITRF as the reference frame -- the globally standard choice, and what gnssrefl expects</w:t>
+      </w:r>
+    </w:p>
+    <w:p>
+      <w:pPr>
+        <w:pStyle w:val="ListParagraph"/>
+        <w:numPr>
+          <w:ilvl w:val="0"/>
+          <w:numId w:val="3"/>
+        </w:numPr>
+        <w:spacing w:after="120"/>
+      </w:pPr>
+      <w:r>
+        <w:rPr>
+          <w:rFonts w:ascii="Calibri" w:cs="Calibri" w:eastAsia="Calibri" w:hAnsi="Calibri"/>
+          <w:sz w:val="22"/>
+          <w:szCs w:val="22"/>
+        </w:rPr>
+        <w:t xml:space="preserve">Upload ppp_upload.obs and submit</w:t>
+      </w:r>
+    </w:p>
+    <w:p>
+      <w:pPr>
+        <w:pBdr>
+          <w:left w:val="single" w:color="2E5C8A" w:sz="24"/>
+        </w:pBdr>
+        <w:shd w:fill="EAF1FA" w:val="clear"/>
+        <w:spacing w:after="240" w:before="120" w:line="300"/>
+        <w:ind w:left="200" w:right="200"/>
+      </w:pPr>
+      <w:r>
+        <w:rPr>
+          <w:rFonts w:ascii="Calibri" w:cs="Calibri" w:eastAsia="Calibri" w:hAnsi="Calibri"/>
+          <w:b/>
+          <w:bCs/>
+          <w:color w:val="2E5C8A"/>
+          <w:sz w:val="22"/>
+          <w:szCs w:val="22"/>
+        </w:rPr>
+        <w:t xml:space="preserve">Note:  </w:t>
+      </w:r>
+      <w:r>
+        <w:rPr>
+          <w:rFonts w:ascii="Calibri" w:cs="Calibri" w:eastAsia="Calibri" w:hAnsi="Calibri"/>
+          <w:sz w:val="22"/>
+          <w:szCs w:val="22"/>
+        </w:rPr>
+        <w:t xml:space="preserve">Results typically arrive by email anywhere from about an hour up to 36 hours later, depending on how quickly official precise orbit products publish for that date. This is normal -- there's nothing to troubleshoot while waiting.</w:t>
+      </w:r>
+    </w:p>
+    <w:p>
+      <w:pPr>
+        <w:pStyle w:val="Heading3"/>
+        <w:spacing w:after="140" w:before="280"/>
+      </w:pPr>
+      <w:r>
+        <w:t xml:space="preserve">4. Update station.json with the precise result</w:t>
+      </w:r>
+    </w:p>
+    <w:p>
+      <w:pPr>
+        <w:spacing w:after="200" w:line="300"/>
+      </w:pPr>
+      <w:r>
+        <w:rPr>
+          <w:rFonts w:ascii="Calibri" w:cs="Calibri" w:eastAsia="Calibri" w:hAnsi="Calibri"/>
+          <w:sz w:val="22"/>
+          <w:szCs w:val="22"/>
+        </w:rPr>
+        <w:t xml:space="preserve">The email contains a report with an "Estimated Position" -- latitude, longitude, and ellipsoidal height, along with an estimated accuracy (sigma). Update these three values in station/resources/station.json (either by re-running setup_station.sh, or editing the file directly), replacing the original estimate with this precise, self-derived position.</w:t>
       </w:r>
     </w:p>
     <w:p>
@@ -5847,7 +6121,82 @@
         <w:spacing w:after="180" w:before="360"/>
       </w:pPr>
       <w:r>
-        <w:t xml:space="preserve">Step 12: Set up automatic startup</w:t>
+        <w:t xml:space="preserve">Step 12: Confirm everything is correctly in place</w:t>
+      </w:r>
+    </w:p>
+    <w:p>
+      <w:pPr>
+        <w:spacing w:after="200" w:line="300"/>
+      </w:pPr>
+      <w:r>
+        <w:rPr>
+          <w:rFonts w:ascii="Calibri" w:cs="Calibri" w:eastAsia="Calibri" w:hAnsi="Calibri"/>
+          <w:sz w:val="22"/>
+          <w:szCs w:val="22"/>
+        </w:rPr>
+        <w:t xml:space="preserve">Run the two checks from Chapter 8:</w:t>
+      </w:r>
+    </w:p>
+    <w:p>
+      <w:pPr>
+        <w:pBdr>
+          <w:top w:val="single" w:color="CCCCCC" w:sz="4"/>
+          <w:left w:val="single" w:color="CCCCCC" w:sz="4"/>
+          <w:right w:val="single" w:color="CCCCCC" w:sz="4"/>
+        </w:pBdr>
+        <w:shd w:fill="F0F0F0" w:val="clear"/>
+        <w:spacing w:after="0" w:line="260"/>
+        <w:ind w:left="360" w:right="360"/>
+      </w:pPr>
+      <w:r>
+        <w:rPr>
+          <w:rFonts w:ascii="Consolas" w:cs="Consolas" w:eastAsia="Consolas" w:hAnsi="Consolas"/>
+          <w:sz w:val="20"/>
+          <w:szCs w:val="20"/>
+        </w:rPr>
+        <w:t xml:space="preserve">python check_layout.py</w:t>
+      </w:r>
+    </w:p>
+    <w:p>
+      <w:pPr>
+        <w:pBdr>
+          <w:bottom w:val="single" w:color="CCCCCC" w:sz="4"/>
+          <w:left w:val="single" w:color="CCCCCC" w:sz="4"/>
+          <w:right w:val="single" w:color="CCCCCC" w:sz="4"/>
+        </w:pBdr>
+        <w:shd w:fill="F0F0F0" w:val="clear"/>
+        <w:spacing w:after="240" w:line="260"/>
+        <w:ind w:left="360" w:right="360"/>
+      </w:pPr>
+      <w:r>
+        <w:rPr>
+          <w:rFonts w:ascii="Consolas" w:cs="Consolas" w:eastAsia="Consolas" w:hAnsi="Consolas"/>
+          <w:sz w:val="20"/>
+          <w:szCs w:val="20"/>
+        </w:rPr>
+        <w:t xml:space="preserve">python -m unittest discover -s tests -v</w:t>
+      </w:r>
+    </w:p>
+    <w:p>
+      <w:pPr>
+        <w:spacing w:after="200" w:line="300"/>
+      </w:pPr>
+      <w:r>
+        <w:rPr>
+          <w:rFonts w:ascii="Calibri" w:cs="Calibri" w:eastAsia="Calibri" w:hAnsi="Calibri"/>
+          <w:sz w:val="22"/>
+          <w:szCs w:val="22"/>
+        </w:rPr>
+        <w:t xml:space="preserve">Both should finish cleanly (ALL CHECKS PASSED, and OK at the end of the test run) before you move on.</w:t>
+      </w:r>
+    </w:p>
+    <w:p>
+      <w:pPr>
+        <w:pStyle w:val="Heading2"/>
+        <w:spacing w:after="180" w:before="360"/>
+      </w:pPr>
+      <w:r>
+        <w:t xml:space="preserve">Step 13: Set up automatic startup</w:t>
       </w:r>
     </w:p>
     <w:p>
